--- a/outputs/linkedin/2026-08-17-to-08-21-drafts.docx
+++ b/outputs/linkedin/2026-08-17-to-08-21-drafts.docx
@@ -1,13 +1,21 @@
 
 <file path=word/document.xml><?xml version="1.0" encoding="utf-8"?>
-<w:document xmlns:wpc="http://schemas.microsoft.com/office/word/2010/wordprocessingCanvas" xmlns:mc="http://schemas.openxmlformats.org/markup-compatibility/2006" xmlns:o="urn:schemas-microsoft-com:office:office" xmlns:r="http://schemas.openxmlformats.org/officeDocument/2006/relationships" xmlns:m="http://schemas.openxmlformats.org/officeDocument/2006/math" xmlns:v="urn:schemas-microsoft-com:vml" xmlns:wp14="http://schemas.microsoft.com/office/word/2010/wordprocessingDrawing" xmlns:wp="http://schemas.openxmlformats.org/drawingml/2006/wordprocessingDrawing" xmlns:w10="urn:schemas-microsoft-com:office:word" xmlns:w="http://schemas.openxmlformats.org/wordprocessingml/2006/main" xmlns:w14="http://schemas.microsoft.com/office/word/2010/wordml" xmlns:w15="http://schemas.microsoft.com/office/word/2012/wordml" xmlns:wpg="http://schemas.microsoft.com/office/word/2010/wordprocessingGroup" xmlns:wpi="http://schemas.microsoft.com/office/word/2010/wordprocessingInk" xmlns:wne="http://schemas.microsoft.com/office/word/2006/wordml" xmlns:wps="http://schemas.microsoft.com/office/word/2010/wordprocessingShape" xmlns:cx="http://schemas.microsoft.com/office/drawing/2014/chartex" xmlns:cx1="http://schemas.microsoft.com/office/drawing/2015/9/8/chartex" xmlns:cx2="http://schemas.microsoft.com/office/drawing/2015/10/21/chartex" xmlns:cx3="http://schemas.microsoft.com/office/drawing/2016/5/9/chartex" xmlns:cx4="http://schemas.microsoft.com/office/drawing/2016/5/10/chartex" xmlns:cx5="http://schemas.microsoft.com/office/drawing/2016/5/11/chartex" xmlns:cx6="http://schemas.microsoft.com/office/drawing/2016/5/12/chartex" xmlns:cx7="http://schemas.microsoft.com/office/drawing/2016/5/13/chartex" xmlns:cx8="http://schemas.microsoft.com/office/drawing/2016/5/14/chartex" xmlns:aink="http://schemas.microsoft.com/office/drawing/2016/ink" xmlns:am3d="http://schemas.microsoft.com/office/drawing/2017/model3d" xmlns:w16cex="http://schemas.microsoft.com/office/word/2018/wordml/cex" xmlns:w16cid="http://schemas.microsoft.com/office/word/2016/wordml/cid" xmlns:w16="http://schemas.microsoft.com/office/word/2018/wordml" xmlns:w16sdtdh="http://schemas.microsoft.com/office/word/2020/wordml/sdtdatahash" xmlns:w16se="http://schemas.microsoft.com/office/word/2015/wordml/symex" mc:Ignorable="w14 w15 wp14">
+<w:document xmlns:wpc="http://schemas.microsoft.com/office/word/2010/wordprocessingCanvas" xmlns:cx="http://schemas.microsoft.com/office/drawing/2014/chartex" xmlns:cx1="http://schemas.microsoft.com/office/drawing/2015/9/8/chartex" xmlns:cx2="http://schemas.microsoft.com/office/drawing/2015/10/21/chartex" xmlns:cx3="http://schemas.microsoft.com/office/drawing/2016/5/9/chartex" xmlns:cx4="http://schemas.microsoft.com/office/drawing/2016/5/10/chartex" xmlns:cx5="http://schemas.microsoft.com/office/drawing/2016/5/11/chartex" xmlns:cx6="http://schemas.microsoft.com/office/drawing/2016/5/12/chartex" xmlns:cx7="http://schemas.microsoft.com/office/drawing/2016/5/13/chartex" xmlns:cx8="http://schemas.microsoft.com/office/drawing/2016/5/14/chartex" xmlns:mc="http://schemas.openxmlformats.org/markup-compatibility/2006" xmlns:m="http://schemas.openxmlformats.org/officeDocument/2006/math" xmlns:aink="http://schemas.microsoft.com/office/drawing/2016/ink" xmlns:am3d="http://schemas.microsoft.com/office/drawing/2017/model3d" xmlns:oel="http://schemas.microsoft.com/office/2019/extlst" xmlns:r="http://schemas.openxmlformats.org/officeDocument/2006/relationships" xmlns:wp14="http://schemas.microsoft.com/office/word/2010/wordprocessingDrawing" xmlns:wp="http://schemas.openxmlformats.org/drawingml/2006/wordprocessingDrawing" xmlns:wpg="http://schemas.microsoft.com/office/word/2010/wordprocessingGroup" xmlns:wpi="http://schemas.microsoft.com/office/word/2010/wordprocessingInk" xmlns:wps="http://schemas.microsoft.com/office/word/2010/wordprocessingShape" xmlns:o="urn:schemas-microsoft-com:office:office" xmlns:v="urn:schemas-microsoft-com:vml" xmlns:w10="urn:schemas-microsoft-com:office:word" xmlns:w="http://schemas.openxmlformats.org/wordprocessingml/2006/main" xmlns:w14="http://schemas.microsoft.com/office/word/2010/wordml" xmlns:w15="http://schemas.microsoft.com/office/word/2012/wordml" xmlns:w16cex="http://schemas.microsoft.com/office/word/2018/wordml/cex" xmlns:w16cid="http://schemas.microsoft.com/office/word/2016/wordml/cid" xmlns:w16="http://schemas.microsoft.com/office/word/2018/wordml" xmlns:w16sdtdh="http://schemas.microsoft.com/office/word/2020/wordml/sdtdatahash" xmlns:w16sdtfl="http://schemas.microsoft.com/office/word/2024/wordml/sdtformatlock" xmlns:w16se="http://schemas.microsoft.com/office/word/2015/wordml/symex" xmlns:w16du="http://schemas.microsoft.com/office/word/2023/wordml/word16du" xmlns:wne="http://schemas.microsoft.com/office/word/2006/wordml" mc:Ignorable="w14 w15 w16se w16cid w16 w16cex w16sdtdh w16sdtfl w16du wp14">
   <w:body>
     <w:p>
       <w:pPr>
         <w:pStyle w:val="Title"/>
       </w:pPr>
-      <w:r>
-        <w:t xml:space="preserve">LinkedIn Drafts — August 17 through August 21, 2026</w:t>
+      <w:proofErr w:type="spellStart"/>
+      <w:r>
+        <w:t>c</w:t>
+      </w:r>
+      <w:r>
+        <w:t>LinkedIn</w:t>
+      </w:r>
+      <w:proofErr w:type="spellEnd"/>
+      <w:r>
+        <w:t xml:space="preserve"> Drafts — August 17 through August 21, 2026</w:t>
       </w:r>
     </w:p>
     <w:p>
@@ -19,16 +27,32 @@
           <w:i/>
           <w:iCs/>
         </w:rPr>
-        <w:t xml:space="preserve">Drafted 2026-08-10 (Monday 7am recurring batch, automated). Drafting the following week's Mon/Wed/Fri per the standard cadence in context/linkedin-marketing.md. Wednesday and Friday below describe generalized/composite patterns from Jackie's practice, not a specific real client's reported details — consistent with the hard boundary in context/linkedin-marketing.md (never name or over-specify a client without confirming). Cadence-scrubbed per the standing 2026-07-20 rule, and passed through the 2026-07-27 blunt/plain-language pass. Jackie reviews and schedules each via LinkedIn's own scheduler at 7:30am on its respective day.</w:t>
+        <w:t xml:space="preserve">Drafted 2026-08-10 (Monday 7am recurring batch, automated). Drafting the following week's Mon/Wed/Fri per the standard cadence in context/linkedin-marketing.md. Wednesday and Friday below describe generalized/composite patterns from Jackie's practice, not a specific real client's reported details — consistent with the hard boundary in context/linkedin-marketing.md (never name or over-specify a client without confirming). Cadence-scrubbed per the standing 2026-07-20 </w:t>
+      </w:r>
+      <w:proofErr w:type="gramStart"/>
+      <w:r>
+        <w:rPr>
+          <w:i/>
+          <w:iCs/>
+        </w:rPr>
+        <w:t>rule, and</w:t>
+      </w:r>
+      <w:proofErr w:type="gramEnd"/>
+      <w:r>
+        <w:rPr>
+          <w:i/>
+          <w:iCs/>
+        </w:rPr>
+        <w:t xml:space="preserve"> passed through the 2026-07-27 blunt/plain-language pass. Jackie reviews and schedules each via LinkedIn's own scheduler at 7:30am on its respective day.</w:t>
       </w:r>
     </w:p>
     <w:p>
       <w:pPr>
         <w:pStyle w:val="Heading1"/>
-        <w:spacing w:after="150" w:before="300"/>
-      </w:pPr>
-      <w:r>
-        <w:t xml:space="preserve">Monday, August 17 — Thought Leadership</w:t>
+        <w:spacing w:before="300" w:after="150"/>
+      </w:pPr>
+      <w:r>
+        <w:t>Monday, August 17 — Thought Leadership</w:t>
       </w:r>
     </w:p>
     <w:p>
@@ -36,7 +60,10 @@
         <w:spacing w:after="150"/>
       </w:pPr>
       <w:r>
-        <w:t xml:space="preserve">Most advisors specialize in one lane. They've either built deep expertise in a single industry, or they can talk broadly about business in general but nothing specific enough to be useful in your actual situation.</w:t>
+        <w:t>Most advisors specialize in one lane. They've either built deep expertise in a single industry, or they can talk broadly about business in general but nothing specific enough to be useful in your actual situation.</w:t>
+      </w:r>
+      <w:r>
+        <w:t xml:space="preserve"> Neither is good or bad; it’s just different.</w:t>
       </w:r>
     </w:p>
     <w:p>
@@ -44,7 +71,10 @@
         <w:spacing w:after="150"/>
       </w:pPr>
       <w:r>
-        <w:t xml:space="preserve">In 27 years of consulting across industries in the $250K–$4M range, I've noticed the owners who get the most out of outside advice want both — someone who's seen enough different businesses to spot the pattern, and someone who'll get specific enough about their industry to be useful in the room.</w:t>
+        <w:t xml:space="preserve">In 27 years of consulting across industries in the $250K–$4M range, I've noticed </w:t>
+      </w:r>
+      <w:r>
+        <w:t>that most small business owners prefer both.</w:t>
       </w:r>
     </w:p>
     <w:p>
@@ -52,7 +82,25 @@
         <w:spacing w:after="150"/>
       </w:pPr>
       <w:r>
-        <w:t xml:space="preserve">That combination is rare — most consultants pick a lane early and stay in it.</w:t>
+        <w:t xml:space="preserve">Which do you </w:t>
+      </w:r>
+      <w:r>
+        <w:t xml:space="preserve">prefer? Someone </w:t>
+      </w:r>
+      <w:r>
+        <w:t>who's seen the pattern before, or someone who knows your industry</w:t>
+      </w:r>
+      <w:r>
+        <w:t>? #askingforafriend :-D</w:t>
+      </w:r>
+    </w:p>
+    <w:p>
+      <w:pPr>
+        <w:pStyle w:val="Heading1"/>
+        <w:spacing w:before="300" w:after="150"/>
+      </w:pPr>
+      <w:r>
+        <w:t>Wednesday, August 19 — Story</w:t>
       </w:r>
     </w:p>
     <w:p>
@@ -60,16 +108,37 @@
         <w:spacing w:after="150"/>
       </w:pPr>
       <w:r>
-        <w:t xml:space="preserve">Which do you actually need more right now: someone who's seen the pattern before, or someone who knows your industry cold?</w:t>
-      </w:r>
+        <w:t xml:space="preserve"> Has this ever happened to you? You hired some support when you were relatively new in business (as compared to 5-10 years out). The people you hired were friends who said they can do the things you needed them to do. Turns out that didn’t work out too well for you. </w:t>
+      </w:r>
+    </w:p>
+    <w:p>
+      <w:pPr>
+        <w:spacing w:after="150"/>
+      </w:pPr>
+      <w:r>
+        <w:t xml:space="preserve">You knew you needed to let them go – for your sake and theirs – but really struggled. They’re friends, after all! </w:t>
+      </w:r>
+    </w:p>
+    <w:p>
+      <w:pPr>
+        <w:spacing w:after="150"/>
+      </w:pPr>
+      <w:r>
+        <w:t>How did you gently and professionally handle the situation? #askingforafriend</w:t>
+      </w:r>
+    </w:p>
+    <w:p>
+      <w:pPr>
+        <w:spacing w:after="150"/>
+      </w:pPr>
     </w:p>
     <w:p>
       <w:pPr>
         <w:pStyle w:val="Heading1"/>
-        <w:spacing w:after="150" w:before="300"/>
-      </w:pPr>
-      <w:r>
-        <w:t xml:space="preserve">Wednesday, August 19 — Story</w:t>
+        <w:spacing w:before="300" w:after="150"/>
+      </w:pPr>
+      <w:r>
+        <w:t>Friday, August 21 — Client Win</w:t>
       </w:r>
     </w:p>
     <w:p>
@@ -77,7 +146,10 @@
         <w:spacing w:after="150"/>
       </w:pPr>
       <w:r>
-        <w:t xml:space="preserve">A client's website was getting steady traffic and going nowhere. Good copy, clear offer, still almost no one filled out the contact form.</w:t>
+        <w:t>Has this ever happened to you? You know exactly what you want to do next in your business, and you just don't do it? (Sometimes that hesitation is worth listening to</w:t>
+      </w:r>
+      <w:r>
+        <w:t xml:space="preserve">!) </w:t>
       </w:r>
     </w:p>
     <w:p>
@@ -85,7 +157,22 @@
         <w:spacing w:after="150"/>
       </w:pPr>
       <w:r>
-        <w:t xml:space="preserve">We rewrote the headline. No change. We added testimonials. Small bump, nothing real. On the third pass, we finally looked at what her actual clients said when they signed — almost every one of them mentioned a phone call before they filled out anything online. Turned out the sticking point wasn't the form itself — it was asking people to commit before they'd talked to a real person.</w:t>
+        <w:t xml:space="preserve">A client of mine had been sitting on a new service line for over a year. </w:t>
+      </w:r>
+      <w:r>
+        <w:t>They</w:t>
+      </w:r>
+      <w:r>
+        <w:t xml:space="preserve"> knew who wanted it and roughly what to charge. </w:t>
+      </w:r>
+      <w:r>
+        <w:t xml:space="preserve">They </w:t>
+      </w:r>
+      <w:r>
+        <w:t xml:space="preserve">just hadn't </w:t>
+      </w:r>
+      <w:r>
+        <w:t xml:space="preserve">selected a launch date. </w:t>
       </w:r>
     </w:p>
     <w:p>
@@ -93,7 +180,19 @@
         <w:spacing w:after="150"/>
       </w:pPr>
       <w:r>
-        <w:t xml:space="preserve">We swapped the button to “Schedule a call” instead of “Send a message.” Inquiries picked up within two weeks.</w:t>
+        <w:t xml:space="preserve">We spent one </w:t>
+      </w:r>
+      <w:r>
+        <w:t>conversation</w:t>
+      </w:r>
+      <w:r>
+        <w:t xml:space="preserve"> turning the idea into an actual plan: launch in six weeks, three people to tell first, one intro email drafted before </w:t>
+      </w:r>
+      <w:r>
+        <w:t xml:space="preserve">they </w:t>
+      </w:r>
+      <w:r>
+        <w:t>left the call.</w:t>
       </w:r>
     </w:p>
     <w:p>
@@ -101,65 +200,16 @@
         <w:spacing w:after="150"/>
       </w:pPr>
       <w:r>
-        <w:t xml:space="preserve">I'm a bit of a dog with a bone about problems like this — once something's stuck, I can't let it go until it clicks. Ask my husband.</w:t>
-      </w:r>
-    </w:p>
-    <w:p>
-      <w:pPr>
-        <w:spacing w:after="150"/>
-      </w:pPr>
-      <w:r>
-        <w:t xml:space="preserve">What's a problem you tried to fix a few different ways before you found what was actually wrong?</w:t>
+        <w:t xml:space="preserve">They launched on schedule. All they needed was the plan. Sometimes projects require a series of steps to go live, not just one. Identifying the steps can make all the difference. </w:t>
       </w:r>
     </w:p>
     <w:p>
       <w:pPr>
         <w:pStyle w:val="Heading1"/>
-        <w:spacing w:after="150" w:before="300"/>
-      </w:pPr>
-      <w:r>
-        <w:t xml:space="preserve">Friday, August 21 — Client Win</w:t>
-      </w:r>
-    </w:p>
-    <w:p>
-      <w:pPr>
-        <w:spacing w:after="150"/>
-      </w:pPr>
-      <w:r>
-        <w:t xml:space="preserve">Has this ever happened to you? You know exactly what you want to do next in your business, and you just don't do it? (Sometimes that hesitation is worth listening to — it means something isn't ready yet.)</w:t>
-      </w:r>
-    </w:p>
-    <w:p>
-      <w:pPr>
-        <w:spacing w:after="150"/>
-      </w:pPr>
-      <w:r>
-        <w:t xml:space="preserve">A client of mine had been sitting on a new service line for over a year. She knew who wanted it and roughly what to charge. She just hadn't picked a date.</w:t>
-      </w:r>
-    </w:p>
-    <w:p>
-      <w:pPr>
-        <w:spacing w:after="150"/>
-      </w:pPr>
-      <w:r>
-        <w:t xml:space="preserve">We spent one session turning the idea into an actual plan: launch in six weeks, three people to tell first, one intro email drafted before she left the call.</w:t>
-      </w:r>
-    </w:p>
-    <w:p>
-      <w:pPr>
-        <w:spacing w:after="150"/>
-      </w:pPr>
-      <w:r>
-        <w:t xml:space="preserve">She launched on schedule. Her first month alone beat what she'd projected for the whole quarter. All she'd needed was a deadline.</w:t>
-      </w:r>
-    </w:p>
-    <w:p>
-      <w:pPr>
-        <w:pStyle w:val="Heading1"/>
-        <w:spacing w:after="150" w:before="300"/>
-      </w:pPr>
-      <w:r>
-        <w:t xml:space="preserve">Notes</w:t>
+        <w:spacing w:before="300" w:after="150"/>
+      </w:pPr>
+      <w:r>
+        <w:t>Notes</w:t>
       </w:r>
     </w:p>
     <w:p>
@@ -172,7 +222,7 @@
         <w:spacing w:after="100"/>
       </w:pPr>
       <w:r>
-        <w:t xml:space="preserve">Cadence-scrubbed during drafting per the standing 2026-07-20 rule — no negation pivots, stacked fragments, anaphora, or “Here's the thing” openers.</w:t>
+        <w:t>Cadence-scrubbed during drafting per the standing 2026-07-20 rule — no negation pivots, stacked fragments, anaphora, or “Here's the thing” openers.</w:t>
       </w:r>
     </w:p>
     <w:p>
@@ -185,7 +235,8 @@
         <w:spacing w:after="100"/>
       </w:pPr>
       <w:r>
-        <w:t xml:space="preserve">Passed through the 2026-07-27 blunt/plain-language rule: no jargon, no throat-clearing setup, one idea per paragraph, plainspoken closers. Also avoided “circling back” per Jackie's known edit pattern — used “kept coming back to” instead.</w:t>
+        <w:lastRenderedPageBreak/>
+        <w:t>Passed through the 2026-07-27 blunt/plain-language rule: no jargon, no throat-clearing setup, one idea per paragraph, plainspoken closers. Also avoided “circling back” per Jackie's known edit pattern — used “kept coming back to” instead.</w:t>
       </w:r>
     </w:p>
     <w:p>
@@ -198,7 +249,7 @@
         <w:spacing w:after="100"/>
       </w:pPr>
       <w:r>
-        <w:t xml:space="preserve">Avoided repeating angles from the four most recent batches: delegation/letting-go-of-outcomes, bootstrapped-vs-VC error tolerance, growth-stall thresholds (thought leadership, 8/10, 8/3, 7/27); continued-engagement-after-hours, anthropology school, mastermind-room experience (story, 8/12, 8/5, 7/29); fixed-pricing-packages, turned-away-leads, 30% rate increase, hiring hesitation (client win, 8/14, 8/7, 7/31, 7/17/7/24).</w:t>
+        <w:t>Avoided repeating angles from the four most recent batches: delegation/letting-go-of-outcomes, bootstrapped-vs-VC error tolerance, growth-stall thresholds (thought leadership, 8/10, 8/3, 7/27); continued-engagement-after-hours, anthropology school, mastermind-room experience (story, 8/12, 8/5, 7/29); fixed-pricing-packages, turned-away-leads, 30% rate increase, hiring hesitation (client win, 8/14, 8/7, 7/31, 7/17/7/24).</w:t>
       </w:r>
     </w:p>
     <w:p>
@@ -211,7 +262,7 @@
         <w:spacing w:after="100"/>
       </w:pPr>
       <w:r>
-        <w:t xml:space="preserve">Monday draws on the “Two Funnels of Knowledge” proof point in context/brand-voice.md (not previously used) — broad cross-industry pattern recognition and deep specific awareness together, where most advisors have only one.</w:t>
+        <w:t>Monday draws on the “Two Funnels of Knowledge” proof point in context/brand-voice.md (not previously used) — broad cross-industry pattern recognition and deep specific awareness together, where most advisors have only one.</w:t>
       </w:r>
     </w:p>
     <w:p>
@@ -224,7 +275,7 @@
         <w:spacing w:after="100"/>
       </w:pPr>
       <w:r>
-        <w:t xml:space="preserve">Wednesday draws on the “Jiggling the Key” proof point (not previously used) — persistence and creativity in problem-solving, working a stuck problem from multiple angles until something gives. Deliberately kept clear of last week's delegation topic to avoid overlap.</w:t>
+        <w:t>Wednesday draws on the “Jiggling the Key” proof point (not previously used) — persistence and creativity in problem-solving, working a stuck problem from multiple angles until something gives. Deliberately kept clear of last week's delegation topic to avoid overlap.</w:t>
       </w:r>
     </w:p>
     <w:p>
@@ -237,7 +288,7 @@
         <w:spacing w:after="100"/>
       </w:pPr>
       <w:r>
-        <w:t xml:space="preserve">Friday keeps the client-win opener pattern locked in 2026-08-03 (direct question + fair-minded parenthetical caveat) with a new problem (stalled launch, not custom pricing) and a plain one-line close, per the “favor economy” guidance for this pillar.</w:t>
+        <w:t>Friday keeps the client-win opener pattern locked in 2026-08-03 (direct question + fair-minded parenthetical caveat) with a new problem (stalled launch, not custom pricing) and a plain one-line close, per the “favor economy” guidance for this pillar.</w:t>
       </w:r>
     </w:p>
     <w:p>
@@ -250,7 +301,15 @@
         <w:spacing w:after="100"/>
       </w:pPr>
       <w:r>
-        <w:t xml:space="preserve">Revised 2026-08-10, second pass, after Jackie flagged that the first draft hadn't been checked against feedback_jackie-native-writing-voice.md (the 8/9-10 memory built from her own from-scratch newsletter draft — more authoritative than edit-pattern inference since it captures what she generates, not just what she cuts). Applied: (1) a self-deprecating personal metaphor on Wednesday (“a dog with a bone... ask my husband”) — the memory's rock-rolling-downhill line was the model; (2) sharper, numbered specificity on Friday's plan (six weeks, three people, one email) instead of the vaguer original; (3) tightened Wednesday's “form wasn't the problem. It was...” into one flowing sentence — closer to the banned “It's not X. It's Y.” cadence than it should've been on the first pass. Did not apply the Opportunity→Challenge→Plan-of-Action structure (doesn't map to the 3-pillar LinkedIn format) or emoji (confirmed on-voice in HubSpot/newsletter specifically; unconfirmed for LinkedIn — flagging for Jackie rather than guessing).</w:t>
+        <w:t xml:space="preserve">Revised 2026-08-10, second pass, after Jackie flagged that the first draft hadn't been checked against feedback_jackie-native-writing-voice.md (the 8/9-10 memory built from her own from-scratch newsletter draft — more authoritative than edit-pattern inference since it captures what she generates, not just what she cuts). Applied: (1) a self-deprecating personal metaphor on Wednesday (“a dog with a bone... ask my husband”) — the memory's rock-rolling-downhill line was the model; (2) sharper, numbered specificity on Friday's plan (six weeks, three people, one email) instead of the vaguer original; (3) tightened Wednesday's “form wasn't the problem. It was...” into one flowing sentence — closer to the banned “It's not X. It's Y.” cadence than it should've been on the first pass. Did not apply the </w:t>
+      </w:r>
+      <w:proofErr w:type="spellStart"/>
+      <w:r>
+        <w:t>Opportunity→Challenge→Plan-of-Action</w:t>
+      </w:r>
+      <w:proofErr w:type="spellEnd"/>
+      <w:r>
+        <w:t xml:space="preserve"> structure (doesn't map to the 3-pillar LinkedIn format) or emoji (confirmed on-voice in HubSpot/newsletter specifically; unconfirmed for LinkedIn — flagging for Jackie rather than guessing).</w:t>
       </w:r>
     </w:p>
     <w:p>
@@ -263,102 +322,135 @@
         <w:spacing w:after="100"/>
       </w:pPr>
       <w:r>
-        <w:t xml:space="preserve">All three are generalized/illustrative, not a specific real client's reported details. If you'd rather swap any for something that actually happened, give me the details and I'll redraft.</w:t>
+        <w:t xml:space="preserve">All three are generalized/illustrative, not a specific real client's reported details. If you'd rather swap any for something that </w:t>
+      </w:r>
+      <w:proofErr w:type="gramStart"/>
+      <w:r>
+        <w:t>actually happened</w:t>
+      </w:r>
+      <w:proofErr w:type="gramEnd"/>
+      <w:r>
+        <w:t>, give me the details and I'll redraft.</w:t>
+      </w:r>
+    </w:p>
+    <w:p>
+      <w:pPr>
+        <w:pStyle w:val="Heading1"/>
+        <w:spacing w:before="300" w:after="150"/>
+      </w:pPr>
+      <w:r>
+        <w:t>Recommendations for Future Batches</w:t>
+      </w:r>
+    </w:p>
+    <w:p>
+      <w:r>
+        <w:t>Compared this draft (the .md version) against Jackie’s edited version (the .docx she worked in) — here’s what changed and what it means for future drafting:</w:t>
+      </w:r>
+    </w:p>
+    <w:p>
+      <w:pPr>
+        <w:pStyle w:val="ListParagraph"/>
+        <w:numPr>
+          <w:ilvl w:val="0"/>
+          <w:numId w:val="1"/>
+        </w:numPr>
+        <w:spacing w:after="100"/>
+      </w:pPr>
+      <w:r>
+        <w:t>Add a closer hashtag device. Monday and Wednesday both got #askingforafriend appended after their closing question (Monday also got :-D). Friday, whose closer she rewrote into a statement rather than a question, didn’t get it. Recommendation: default to this hashtag whenever a post ends on a light, self-directed rhetorical question — now added to context/linkedin-marketing.md so this happens automatically going forward.</w:t>
+      </w:r>
+    </w:p>
+    <w:p>
+      <w:pPr>
+        <w:pStyle w:val="ListParagraph"/>
+        <w:numPr>
+          <w:ilvl w:val="0"/>
+          <w:numId w:val="1"/>
+        </w:numPr>
+        <w:spacing w:after="100"/>
+      </w:pPr>
+      <w:r>
+        <w:t>Default to “they” for anonymized clients. Friday’s draft used “she” throughout; every instance got changed to “they.” Recommendation: stop defaulting to “she”/“he” for composite/anonymized client stories — now added as a standing rule.</w:t>
+      </w:r>
+    </w:p>
+    <w:p>
+      <w:pPr>
+        <w:pStyle w:val="ListParagraph"/>
+        <w:numPr>
+          <w:ilvl w:val="0"/>
+          <w:numId w:val="1"/>
+        </w:numPr>
+        <w:spacing w:after="100"/>
+      </w:pPr>
+      <w:r>
+        <w:t>Don’t invent a specific stat for a made-up story. Friday’s closer (“beat what she’d projected for the whole quarter”) was cut entirely and replaced with a general lesson (“Identifying the steps can make all the difference”). A specific number reads as a real, checkable claim even in a labeled-composite story. Recommendation: for illustrative/composite client wins, close on an insight, not an invented figure — now added as a standing rule.</w:t>
+      </w:r>
+    </w:p>
+    <w:p>
+      <w:pPr>
+        <w:pStyle w:val="ListParagraph"/>
+        <w:numPr>
+          <w:ilvl w:val="0"/>
+          <w:numId w:val="1"/>
+        </w:numPr>
+        <w:spacing w:after="100"/>
+      </w:pPr>
+      <w:r>
+        <w:t xml:space="preserve">Story topics aren’t precious — hold them loosely. Wednesday’s entire anecdote (website conversion problem) got swapped for a different one (letting go of an early friend-hire) with nothing carried over. This wasn’t an editing pass, it was a full replacement. Recommendation: treat the Story pillar’s specific angle as </w:t>
+      </w:r>
+      <w:r>
+        <w:lastRenderedPageBreak/>
+        <w:t>a proposal each week, not a locked choice — a full swap is a normal outcome, not something to avoid by trying to guess harder.</w:t>
+      </w:r>
+    </w:p>
+    <w:p>
+      <w:pPr>
+        <w:pStyle w:val="ListParagraph"/>
+        <w:numPr>
+          <w:ilvl w:val="0"/>
+          <w:numId w:val="1"/>
+        </w:numPr>
+        <w:spacing w:after="100"/>
+      </w:pPr>
+      <w:r>
+        <w:t>Cut whole paragraphs, not just phrases, when a point is already made. Monday’s two-sentence rationale for “the combination is rare” collapsed to one plain sentence. The existing “cut restating sentences” rule (already in linkedin-marketing.md) apparently extends to whole paragraphs, not just individual sentences — worth remembering that the cut can be bigger than it feels like it should be.</w:t>
+      </w:r>
+    </w:p>
+    <w:p>
+      <w:pPr>
+        <w:pStyle w:val="ListParagraph"/>
+        <w:numPr>
+          <w:ilvl w:val="0"/>
+          <w:numId w:val="1"/>
+        </w:numPr>
+        <w:spacing w:after="100"/>
+      </w:pPr>
+      <w:r>
+        <w:t>Consider a fairness caveat when contrasting two approaches. Monday’s opener, which implicitly favored one type of advisor over another, got “Neither is good or bad; it’s just different.” appended. Not added as a blanket standing rule (it’s more of a judgment call than the others above), but worth watching for on future Monday posts that set up a two-sided contrast.</w:t>
+      </w:r>
+    </w:p>
+    <w:p>
+      <w:r>
+        <w:t>Items 1-3 are now baked into context/linkedin-marketing.md and will apply automatically on the next batch. Item 4 is a mindset shift for how loosely to hold Story topics, not a rule to encode. Item 6 is flagged for judgment, not automated.</w:t>
       </w:r>
     </w:p>
     <w:sectPr>
-      <w:pgSz w:w="12240" w:h="15840" w:orient="portrait"/>
+      <w:pgSz w:w="12240" w:h="15840"/>
       <w:pgMar w:top="1440" w:right="1440" w:bottom="1440" w:left="1440" w:header="708" w:footer="708" w:gutter="0"/>
-      <w:pgNumType/>
+      <w:cols w:space="720"/>
       <w:docGrid w:linePitch="360"/>
     </w:sectPr>
   </w:body>
 </w:document>
 </file>
 
-<file path=word/comments.xml><?xml version="1.0" encoding="utf-8"?>
-<w:comments xmlns:cx="http://schemas.microsoft.com/office/drawing/2014/chartex" xmlns:cx1="http://schemas.microsoft.com/office/drawing/2015/9/8/chartex" xmlns:cx2="http://schemas.microsoft.com/office/drawing/2015/10/21/chartex" xmlns:cx3="http://schemas.microsoft.com/office/drawing/2016/5/9/chartex" xmlns:cx4="http://schemas.microsoft.com/office/drawing/2016/5/10/chartex" xmlns:cx5="http://schemas.microsoft.com/office/drawing/2016/5/11/chartex" xmlns:cx6="http://schemas.microsoft.com/office/drawing/2016/5/12/chartex" xmlns:cx7="http://schemas.microsoft.com/office/drawing/2016/5/13/chartex" xmlns:cx8="http://schemas.microsoft.com/office/drawing/2016/5/14/chartex" xmlns:mc="http://schemas.openxmlformats.org/markup-compatibility/2006" xmlns:aink="http://schemas.microsoft.com/office/drawing/2016/ink" xmlns:am3d="http://schemas.microsoft.com/office/drawing/2017/model3d" xmlns:o="urn:schemas-microsoft-com:office:office" xmlns:r="http://schemas.openxmlformats.org/officeDocument/2006/relationships" xmlns:m="http://schemas.openxmlformats.org/officeDocument/2006/math" xmlns:v="urn:schemas-microsoft-com:vml" xmlns:wp14="http://schemas.microsoft.com/office/word/2010/wordprocessingDrawing" xmlns:wp="http://schemas.openxmlformats.org/drawingml/2006/wordprocessingDrawing" xmlns:w10="urn:schemas-microsoft-com:office:word" xmlns:w="http://schemas.openxmlformats.org/wordprocessingml/2006/main" xmlns:w14="http://schemas.microsoft.com/office/word/2010/wordml" xmlns:w15="http://schemas.microsoft.com/office/word/2012/wordml" xmlns:w16cex="http://schemas.microsoft.com/office/word/2018/wordml/cex" xmlns:w16cid="http://schemas.microsoft.com/office/word/2016/wordml/cid" xmlns:w16="http://schemas.microsoft.com/office/word/2018/wordml" xmlns:w16sdtdh="http://schemas.microsoft.com/office/word/2020/wordml/sdtdatahash" xmlns:w16se="http://schemas.microsoft.com/office/word/2015/wordml/symex" xmlns:wpg="http://schemas.microsoft.com/office/word/2010/wordprocessingGroup" xmlns:wpi="http://schemas.microsoft.com/office/word/2010/wordprocessingInk" xmlns:wne="http://schemas.microsoft.com/office/word/2006/wordml" xmlns:wps="http://schemas.microsoft.com/office/word/2010/wordprocessingShape"/>
-</file>
-
-<file path=word/endnotes.xml><?xml version="1.0" encoding="utf-8"?>
-<w:endnotes xmlns:wpc="http://schemas.microsoft.com/office/word/2010/wordprocessingCanvas" xmlns:mc="http://schemas.openxmlformats.org/markup-compatibility/2006" xmlns:o="urn:schemas-microsoft-com:office:office" xmlns:r="http://schemas.openxmlformats.org/officeDocument/2006/relationships" xmlns:m="http://schemas.openxmlformats.org/officeDocument/2006/math" xmlns:v="urn:schemas-microsoft-com:vml" xmlns:wp14="http://schemas.microsoft.com/office/word/2010/wordprocessingDrawing" xmlns:wp="http://schemas.openxmlformats.org/drawingml/2006/wordprocessingDrawing" xmlns:w10="urn:schemas-microsoft-com:office:word" xmlns:w="http://schemas.openxmlformats.org/wordprocessingml/2006/main" xmlns:w14="http://schemas.microsoft.com/office/word/2010/wordml" xmlns:w15="http://schemas.microsoft.com/office/word/2012/wordml" xmlns:wpg="http://schemas.microsoft.com/office/word/2010/wordprocessingGroup" xmlns:wpi="http://schemas.microsoft.com/office/word/2010/wordprocessingInk" xmlns:wne="http://schemas.microsoft.com/office/word/2006/wordml" xmlns:wps="http://schemas.microsoft.com/office/word/2010/wordprocessingShape" mc:Ignorable="w14 w15 wp14">
-  <w:endnote w:type="separator" w:id="-1">
-    <w:p>
-      <w:pPr>
-        <w:spacing w:after="0" w:line="240" w:lineRule="auto"/>
-      </w:pPr>
-      <w:r>
-        <w:rPr>
-          <w:rStyle w:val="EndnoteReference"/>
-        </w:rPr>
-        <w:endnoteRef/>
-      </w:r>
-      <w:r>
-        <w:separator/>
-      </w:r>
-    </w:p>
-  </w:endnote>
-  <w:endnote w:type="continuationSeparator" w:id="0">
-    <w:p>
-      <w:pPr>
-        <w:spacing w:after="0" w:line="240" w:lineRule="auto"/>
-      </w:pPr>
-      <w:r>
-        <w:rPr>
-          <w:rStyle w:val="EndnoteReference"/>
-        </w:rPr>
-        <w:endnoteRef/>
-      </w:r>
-      <w:r>
-        <w:continuationSeparator/>
-      </w:r>
-    </w:p>
-  </w:endnote>
-</w:endnotes>
-</file>
-
-<file path=word/footnotes.xml><?xml version="1.0" encoding="utf-8"?>
-<w:footnotes xmlns:wpc="http://schemas.microsoft.com/office/word/2010/wordprocessingCanvas" xmlns:mc="http://schemas.openxmlformats.org/markup-compatibility/2006" xmlns:o="urn:schemas-microsoft-com:office:office" xmlns:r="http://schemas.openxmlformats.org/officeDocument/2006/relationships" xmlns:m="http://schemas.openxmlformats.org/officeDocument/2006/math" xmlns:v="urn:schemas-microsoft-com:vml" xmlns:wp14="http://schemas.microsoft.com/office/word/2010/wordprocessingDrawing" xmlns:wp="http://schemas.openxmlformats.org/drawingml/2006/wordprocessingDrawing" xmlns:w10="urn:schemas-microsoft-com:office:word" xmlns:w="http://schemas.openxmlformats.org/wordprocessingml/2006/main" xmlns:w14="http://schemas.microsoft.com/office/word/2010/wordml" xmlns:w15="http://schemas.microsoft.com/office/word/2012/wordml" xmlns:wpg="http://schemas.microsoft.com/office/word/2010/wordprocessingGroup" xmlns:wpi="http://schemas.microsoft.com/office/word/2010/wordprocessingInk" xmlns:wne="http://schemas.microsoft.com/office/word/2006/wordml" xmlns:wps="http://schemas.microsoft.com/office/word/2010/wordprocessingShape" mc:Ignorable="w14 w15 wp14">
-  <w:footnote w:type="separator" w:id="-1">
-    <w:p>
-      <w:pPr>
-        <w:spacing w:after="0" w:line="240" w:lineRule="auto"/>
-      </w:pPr>
-      <w:r>
-        <w:rPr>
-          <w:rStyle w:val="FootnoteReference"/>
-        </w:rPr>
-        <w:footnoteRef/>
-      </w:r>
-      <w:r>
-        <w:separator/>
-      </w:r>
-    </w:p>
-  </w:footnote>
-  <w:footnote w:type="continuationSeparator" w:id="0">
-    <w:p>
-      <w:pPr>
-        <w:spacing w:after="0" w:line="240" w:lineRule="auto"/>
-      </w:pPr>
-      <w:r>
-        <w:rPr>
-          <w:rStyle w:val="FootnoteReference"/>
-        </w:rPr>
-        <w:footnoteRef/>
-      </w:r>
-      <w:r>
-        <w:continuationSeparator/>
-      </w:r>
-    </w:p>
-  </w:footnote>
-</w:footnotes>
-</file>
-
 <file path=word/numbering.xml><?xml version="1.0" encoding="utf-8"?>
-<w:numbering xmlns:wpc="http://schemas.microsoft.com/office/word/2010/wordprocessingCanvas" xmlns:mc="http://schemas.openxmlformats.org/markup-compatibility/2006" xmlns:o="urn:schemas-microsoft-com:office:office" xmlns:r="http://schemas.openxmlformats.org/officeDocument/2006/relationships" xmlns:m="http://schemas.openxmlformats.org/officeDocument/2006/math" xmlns:v="urn:schemas-microsoft-com:vml" xmlns:wp14="http://schemas.microsoft.com/office/word/2010/wordprocessingDrawing" xmlns:wp="http://schemas.openxmlformats.org/drawingml/2006/wordprocessingDrawing" xmlns:w10="urn:schemas-microsoft-com:office:word" xmlns:w="http://schemas.openxmlformats.org/wordprocessingml/2006/main" xmlns:w14="http://schemas.microsoft.com/office/word/2010/wordml" xmlns:w15="http://schemas.microsoft.com/office/word/2012/wordml" xmlns:wpg="http://schemas.microsoft.com/office/word/2010/wordprocessingGroup" xmlns:wpi="http://schemas.microsoft.com/office/word/2010/wordprocessingInk" xmlns:wne="http://schemas.microsoft.com/office/word/2006/wordml" xmlns:wps="http://schemas.microsoft.com/office/word/2010/wordprocessingShape" mc:Ignorable="w14 w15 wp14">
-  <w:abstractNum w:abstractNumId="1" w15:restartNumberingAfterBreak="0">
+<w:numbering xmlns:wpc="http://schemas.microsoft.com/office/word/2010/wordprocessingCanvas" xmlns:cx="http://schemas.microsoft.com/office/drawing/2014/chartex" xmlns:cx1="http://schemas.microsoft.com/office/drawing/2015/9/8/chartex" xmlns:cx2="http://schemas.microsoft.com/office/drawing/2015/10/21/chartex" xmlns:cx3="http://schemas.microsoft.com/office/drawing/2016/5/9/chartex" xmlns:cx4="http://schemas.microsoft.com/office/drawing/2016/5/10/chartex" xmlns:cx5="http://schemas.microsoft.com/office/drawing/2016/5/11/chartex" xmlns:cx6="http://schemas.microsoft.com/office/drawing/2016/5/12/chartex" xmlns:cx7="http://schemas.microsoft.com/office/drawing/2016/5/13/chartex" xmlns:cx8="http://schemas.microsoft.com/office/drawing/2016/5/14/chartex" xmlns:mc="http://schemas.openxmlformats.org/markup-compatibility/2006" xmlns:m="http://schemas.openxmlformats.org/officeDocument/2006/math" xmlns:aink="http://schemas.microsoft.com/office/drawing/2016/ink" xmlns:am3d="http://schemas.microsoft.com/office/drawing/2017/model3d" xmlns:oel="http://schemas.microsoft.com/office/2019/extlst" xmlns:r="http://schemas.openxmlformats.org/officeDocument/2006/relationships" xmlns:wp14="http://schemas.microsoft.com/office/word/2010/wordprocessingDrawing" xmlns:wp="http://schemas.openxmlformats.org/drawingml/2006/wordprocessingDrawing" xmlns:wpg="http://schemas.microsoft.com/office/word/2010/wordprocessingGroup" xmlns:wpi="http://schemas.microsoft.com/office/word/2010/wordprocessingInk" xmlns:wps="http://schemas.microsoft.com/office/word/2010/wordprocessingShape" xmlns:o="urn:schemas-microsoft-com:office:office" xmlns:v="urn:schemas-microsoft-com:vml" xmlns:w10="urn:schemas-microsoft-com:office:word" xmlns:w="http://schemas.openxmlformats.org/wordprocessingml/2006/main" xmlns:w14="http://schemas.microsoft.com/office/word/2010/wordml" xmlns:w15="http://schemas.microsoft.com/office/word/2012/wordml" xmlns:w16cex="http://schemas.microsoft.com/office/word/2018/wordml/cex" xmlns:w16cid="http://schemas.microsoft.com/office/word/2016/wordml/cid" xmlns:w16="http://schemas.microsoft.com/office/word/2018/wordml" xmlns:w16sdtdh="http://schemas.microsoft.com/office/word/2020/wordml/sdtdatahash" xmlns:w16sdtfl="http://schemas.microsoft.com/office/word/2024/wordml/sdtformatlock" xmlns:w16se="http://schemas.microsoft.com/office/word/2015/wordml/symex" xmlns:w16du="http://schemas.microsoft.com/office/word/2023/wordml/word16du" xmlns:wne="http://schemas.microsoft.com/office/word/2006/wordml" mc:Ignorable="w14 w15 w16se w16cid w16 w16cex w16sdtdh w16sdtfl w16du wp14">
+  <w:abstractNum w:abstractNumId="0" w15:restartNumberingAfterBreak="0">
+    <w:nsid w:val="1A28170E"/>
     <w:multiLevelType w:val="hybridMultilevel"/>
-    <w:lvl w:ilvl="0" w15:tentative="1">
+    <w:tmpl w:val="75581964"/>
+    <w:lvl w:ilvl="0" w:tplc="5204F896">
       <w:start w:val="1"/>
       <w:numFmt w:val="bullet"/>
       <w:lvlText w:val="●"/>
@@ -367,7 +459,7 @@
         <w:ind w:left="720" w:hanging="360"/>
       </w:pPr>
     </w:lvl>
-    <w:lvl w:ilvl="1" w15:tentative="1">
+    <w:lvl w:ilvl="1" w:tplc="322E9008">
       <w:start w:val="1"/>
       <w:numFmt w:val="bullet"/>
       <w:lvlText w:val="○"/>
@@ -376,7 +468,7 @@
         <w:ind w:left="1440" w:hanging="360"/>
       </w:pPr>
     </w:lvl>
-    <w:lvl w:ilvl="2" w15:tentative="1">
+    <w:lvl w:ilvl="2" w:tplc="29B449CA">
       <w:start w:val="1"/>
       <w:numFmt w:val="bullet"/>
       <w:lvlText w:val="■"/>
@@ -385,7 +477,7 @@
         <w:ind w:left="2160" w:hanging="360"/>
       </w:pPr>
     </w:lvl>
-    <w:lvl w:ilvl="3" w15:tentative="1">
+    <w:lvl w:ilvl="3" w:tplc="51861B7E">
       <w:start w:val="1"/>
       <w:numFmt w:val="bullet"/>
       <w:lvlText w:val="●"/>
@@ -394,7 +486,7 @@
         <w:ind w:left="2880" w:hanging="360"/>
       </w:pPr>
     </w:lvl>
-    <w:lvl w:ilvl="4" w15:tentative="1">
+    <w:lvl w:ilvl="4" w:tplc="0CE066F8">
       <w:start w:val="1"/>
       <w:numFmt w:val="bullet"/>
       <w:lvlText w:val="○"/>
@@ -403,7 +495,7 @@
         <w:ind w:left="3600" w:hanging="360"/>
       </w:pPr>
     </w:lvl>
-    <w:lvl w:ilvl="5" w15:tentative="1">
+    <w:lvl w:ilvl="5" w:tplc="92E49DDA">
       <w:start w:val="1"/>
       <w:numFmt w:val="bullet"/>
       <w:lvlText w:val="■"/>
@@ -412,7 +504,7 @@
         <w:ind w:left="4320" w:hanging="360"/>
       </w:pPr>
     </w:lvl>
-    <w:lvl w:ilvl="6" w15:tentative="1">
+    <w:lvl w:ilvl="6" w:tplc="2AEAB8CE">
       <w:start w:val="1"/>
       <w:numFmt w:val="bullet"/>
       <w:lvlText w:val="●"/>
@@ -421,7 +513,7 @@
         <w:ind w:left="5040" w:hanging="360"/>
       </w:pPr>
     </w:lvl>
-    <w:lvl w:ilvl="7" w15:tentative="1">
+    <w:lvl w:ilvl="7" w:tplc="36666A8C">
       <w:start w:val="1"/>
       <w:numFmt w:val="bullet"/>
       <w:lvlText w:val="●"/>
@@ -430,7 +522,7 @@
         <w:ind w:left="5760" w:hanging="360"/>
       </w:pPr>
     </w:lvl>
-    <w:lvl w:ilvl="8" w15:tentative="1">
+    <w:lvl w:ilvl="8" w:tplc="100290F8">
       <w:start w:val="1"/>
       <w:numFmt w:val="bullet"/>
       <w:lvlText w:val="●"/>
@@ -440,8 +532,8 @@
       </w:pPr>
     </w:lvl>
   </w:abstractNum>
-  <w:num w:numId="1">
-    <w:abstractNumId w:val="1"/>
+  <w:num w:numId="1" w16cid:durableId="289242637">
+    <w:abstractNumId w:val="0"/>
     <w:lvlOverride w:ilvl="0">
       <w:startOverride w:val="1"/>
     </w:lvlOverride>
@@ -450,87 +542,520 @@
 </file>
 
 <file path=word/styles.xml><?xml version="1.0" encoding="utf-8"?>
-<w:styles xmlns:mc="http://schemas.openxmlformats.org/markup-compatibility/2006" xmlns:r="http://schemas.openxmlformats.org/officeDocument/2006/relationships" xmlns:w="http://schemas.openxmlformats.org/wordprocessingml/2006/main" xmlns:w14="http://schemas.microsoft.com/office/word/2010/wordml" xmlns:w15="http://schemas.microsoft.com/office/word/2012/wordml" mc:Ignorable="w14 w15">
+<w:styles xmlns:mc="http://schemas.openxmlformats.org/markup-compatibility/2006" xmlns:r="http://schemas.openxmlformats.org/officeDocument/2006/relationships" xmlns:w="http://schemas.openxmlformats.org/wordprocessingml/2006/main" xmlns:w14="http://schemas.microsoft.com/office/word/2010/wordml" xmlns:w15="http://schemas.microsoft.com/office/word/2012/wordml" xmlns:w16cex="http://schemas.microsoft.com/office/word/2018/wordml/cex" xmlns:w16cid="http://schemas.microsoft.com/office/word/2016/wordml/cid" xmlns:w16="http://schemas.microsoft.com/office/word/2018/wordml" xmlns:w16sdtdh="http://schemas.microsoft.com/office/word/2020/wordml/sdtdatahash" xmlns:w16sdtfl="http://schemas.microsoft.com/office/word/2024/wordml/sdtformatlock" xmlns:w16se="http://schemas.microsoft.com/office/word/2015/wordml/symex" xmlns:w16du="http://schemas.microsoft.com/office/word/2023/wordml/word16du" mc:Ignorable="w14 w15 w16se w16cid w16 w16cex w16sdtdh w16sdtfl w16du">
   <w:docDefaults>
-    <w:rPrDefault/>
+    <w:rPrDefault>
+      <w:rPr>
+        <w:rFonts w:ascii="Times New Roman" w:eastAsia="Times New Roman" w:hAnsi="Times New Roman" w:cs="Times New Roman"/>
+        <w:lang w:val="en-US" w:eastAsia="en-US" w:bidi="ar-SA"/>
+      </w:rPr>
+    </w:rPrDefault>
     <w:pPrDefault/>
   </w:docDefaults>
+  <w:latentStyles w:defLockedState="0" w:defUIPriority="99" w:defSemiHidden="0" w:defUnhideWhenUsed="0" w:defQFormat="0" w:count="376">
+    <w:lsdException w:name="Normal" w:uiPriority="0" w:qFormat="1"/>
+    <w:lsdException w:name="heading 1" w:uiPriority="9" w:qFormat="1"/>
+    <w:lsdException w:name="heading 2" w:semiHidden="1" w:uiPriority="9" w:unhideWhenUsed="1" w:qFormat="1"/>
+    <w:lsdException w:name="heading 3" w:semiHidden="1" w:uiPriority="9" w:unhideWhenUsed="1" w:qFormat="1"/>
+    <w:lsdException w:name="heading 4" w:semiHidden="1" w:uiPriority="9" w:unhideWhenUsed="1" w:qFormat="1"/>
+    <w:lsdException w:name="heading 5" w:semiHidden="1" w:uiPriority="9" w:unhideWhenUsed="1" w:qFormat="1"/>
+    <w:lsdException w:name="heading 6" w:semiHidden="1" w:uiPriority="9" w:unhideWhenUsed="1" w:qFormat="1"/>
+    <w:lsdException w:name="heading 7" w:semiHidden="1" w:uiPriority="9" w:unhideWhenUsed="1" w:qFormat="1"/>
+    <w:lsdException w:name="heading 8" w:semiHidden="1" w:uiPriority="9" w:unhideWhenUsed="1" w:qFormat="1"/>
+    <w:lsdException w:name="heading 9" w:semiHidden="1" w:uiPriority="9" w:unhideWhenUsed="1" w:qFormat="1"/>
+    <w:lsdException w:name="index 1" w:semiHidden="1" w:unhideWhenUsed="1"/>
+    <w:lsdException w:name="index 2" w:semiHidden="1" w:unhideWhenUsed="1"/>
+    <w:lsdException w:name="index 3" w:semiHidden="1" w:unhideWhenUsed="1"/>
+    <w:lsdException w:name="index 4" w:semiHidden="1" w:unhideWhenUsed="1"/>
+    <w:lsdException w:name="index 5" w:semiHidden="1" w:unhideWhenUsed="1"/>
+    <w:lsdException w:name="index 6" w:semiHidden="1" w:unhideWhenUsed="1"/>
+    <w:lsdException w:name="index 7" w:semiHidden="1" w:unhideWhenUsed="1"/>
+    <w:lsdException w:name="index 8" w:semiHidden="1" w:unhideWhenUsed="1"/>
+    <w:lsdException w:name="index 9" w:semiHidden="1" w:unhideWhenUsed="1"/>
+    <w:lsdException w:name="toc 1" w:semiHidden="1" w:uiPriority="39" w:unhideWhenUsed="1"/>
+    <w:lsdException w:name="toc 2" w:semiHidden="1" w:uiPriority="39" w:unhideWhenUsed="1"/>
+    <w:lsdException w:name="toc 3" w:semiHidden="1" w:uiPriority="39" w:unhideWhenUsed="1"/>
+    <w:lsdException w:name="toc 4" w:semiHidden="1" w:uiPriority="39" w:unhideWhenUsed="1"/>
+    <w:lsdException w:name="toc 5" w:semiHidden="1" w:uiPriority="39" w:unhideWhenUsed="1"/>
+    <w:lsdException w:name="toc 6" w:semiHidden="1" w:uiPriority="39" w:unhideWhenUsed="1"/>
+    <w:lsdException w:name="toc 7" w:semiHidden="1" w:uiPriority="39" w:unhideWhenUsed="1"/>
+    <w:lsdException w:name="toc 8" w:semiHidden="1" w:uiPriority="39" w:unhideWhenUsed="1"/>
+    <w:lsdException w:name="toc 9" w:semiHidden="1" w:uiPriority="39" w:unhideWhenUsed="1"/>
+    <w:lsdException w:name="Normal Indent" w:semiHidden="1" w:unhideWhenUsed="1"/>
+    <w:lsdException w:name="footnote text" w:semiHidden="1" w:unhideWhenUsed="1"/>
+    <w:lsdException w:name="annotation text" w:semiHidden="1" w:unhideWhenUsed="1"/>
+    <w:lsdException w:name="header" w:semiHidden="1" w:unhideWhenUsed="1"/>
+    <w:lsdException w:name="footer" w:semiHidden="1" w:unhideWhenUsed="1"/>
+    <w:lsdException w:name="index heading" w:semiHidden="1" w:unhideWhenUsed="1"/>
+    <w:lsdException w:name="caption" w:semiHidden="1" w:uiPriority="35" w:unhideWhenUsed="1" w:qFormat="1"/>
+    <w:lsdException w:name="table of figures" w:semiHidden="1" w:unhideWhenUsed="1"/>
+    <w:lsdException w:name="envelope address" w:semiHidden="1" w:unhideWhenUsed="1"/>
+    <w:lsdException w:name="envelope return" w:semiHidden="1" w:unhideWhenUsed="1"/>
+    <w:lsdException w:name="footnote reference" w:semiHidden="1" w:unhideWhenUsed="1"/>
+    <w:lsdException w:name="annotation reference" w:semiHidden="1" w:unhideWhenUsed="1"/>
+    <w:lsdException w:name="line number" w:semiHidden="1" w:unhideWhenUsed="1"/>
+    <w:lsdException w:name="page number" w:semiHidden="1" w:unhideWhenUsed="1"/>
+    <w:lsdException w:name="endnote reference" w:semiHidden="1" w:unhideWhenUsed="1"/>
+    <w:lsdException w:name="endnote text" w:semiHidden="1" w:unhideWhenUsed="1"/>
+    <w:lsdException w:name="table of authorities" w:semiHidden="1" w:unhideWhenUsed="1"/>
+    <w:lsdException w:name="macro" w:semiHidden="1" w:unhideWhenUsed="1"/>
+    <w:lsdException w:name="toa heading" w:semiHidden="1" w:unhideWhenUsed="1"/>
+    <w:lsdException w:name="List" w:semiHidden="1" w:unhideWhenUsed="1"/>
+    <w:lsdException w:name="List Bullet" w:semiHidden="1" w:unhideWhenUsed="1"/>
+    <w:lsdException w:name="List Number" w:semiHidden="1" w:unhideWhenUsed="1"/>
+    <w:lsdException w:name="List 2" w:semiHidden="1" w:unhideWhenUsed="1"/>
+    <w:lsdException w:name="List 3" w:semiHidden="1" w:unhideWhenUsed="1"/>
+    <w:lsdException w:name="List 4" w:semiHidden="1" w:unhideWhenUsed="1"/>
+    <w:lsdException w:name="List 5" w:semiHidden="1" w:unhideWhenUsed="1"/>
+    <w:lsdException w:name="List Bullet 2" w:semiHidden="1" w:unhideWhenUsed="1"/>
+    <w:lsdException w:name="List Bullet 3" w:semiHidden="1" w:unhideWhenUsed="1"/>
+    <w:lsdException w:name="List Bullet 4" w:semiHidden="1" w:unhideWhenUsed="1"/>
+    <w:lsdException w:name="List Bullet 5" w:semiHidden="1" w:unhideWhenUsed="1"/>
+    <w:lsdException w:name="List Number 2" w:semiHidden="1" w:unhideWhenUsed="1"/>
+    <w:lsdException w:name="List Number 3" w:semiHidden="1" w:unhideWhenUsed="1"/>
+    <w:lsdException w:name="List Number 4" w:semiHidden="1" w:unhideWhenUsed="1"/>
+    <w:lsdException w:name="List Number 5" w:semiHidden="1" w:unhideWhenUsed="1"/>
+    <w:lsdException w:name="Title" w:uiPriority="10" w:qFormat="1"/>
+    <w:lsdException w:name="Closing" w:semiHidden="1" w:unhideWhenUsed="1"/>
+    <w:lsdException w:name="Signature" w:semiHidden="1" w:unhideWhenUsed="1"/>
+    <w:lsdException w:name="Default Paragraph Font" w:semiHidden="1" w:uiPriority="1" w:unhideWhenUsed="1"/>
+    <w:lsdException w:name="Body Text" w:semiHidden="1" w:unhideWhenUsed="1"/>
+    <w:lsdException w:name="Body Text Indent" w:semiHidden="1" w:unhideWhenUsed="1"/>
+    <w:lsdException w:name="List Continue" w:semiHidden="1" w:unhideWhenUsed="1"/>
+    <w:lsdException w:name="List Continue 2" w:semiHidden="1" w:unhideWhenUsed="1"/>
+    <w:lsdException w:name="List Continue 3" w:semiHidden="1" w:unhideWhenUsed="1"/>
+    <w:lsdException w:name="List Continue 4" w:semiHidden="1" w:unhideWhenUsed="1"/>
+    <w:lsdException w:name="List Continue 5" w:semiHidden="1" w:unhideWhenUsed="1"/>
+    <w:lsdException w:name="Message Header" w:semiHidden="1" w:unhideWhenUsed="1"/>
+    <w:lsdException w:name="Subtitle" w:uiPriority="11" w:qFormat="1"/>
+    <w:lsdException w:name="Salutation" w:semiHidden="1" w:unhideWhenUsed="1"/>
+    <w:lsdException w:name="Date" w:semiHidden="1" w:unhideWhenUsed="1"/>
+    <w:lsdException w:name="Body Text First Indent" w:semiHidden="1" w:unhideWhenUsed="1"/>
+    <w:lsdException w:name="Body Text First Indent 2" w:semiHidden="1" w:unhideWhenUsed="1"/>
+    <w:lsdException w:name="Note Heading" w:semiHidden="1" w:unhideWhenUsed="1"/>
+    <w:lsdException w:name="Body Text 2" w:semiHidden="1" w:unhideWhenUsed="1"/>
+    <w:lsdException w:name="Body Text 3" w:semiHidden="1" w:unhideWhenUsed="1"/>
+    <w:lsdException w:name="Body Text Indent 2" w:semiHidden="1" w:unhideWhenUsed="1"/>
+    <w:lsdException w:name="Body Text Indent 3" w:semiHidden="1" w:unhideWhenUsed="1"/>
+    <w:lsdException w:name="Block Text" w:semiHidden="1" w:unhideWhenUsed="1"/>
+    <w:lsdException w:name="Hyperlink" w:semiHidden="1" w:unhideWhenUsed="1"/>
+    <w:lsdException w:name="FollowedHyperlink" w:semiHidden="1" w:unhideWhenUsed="1"/>
+    <w:lsdException w:name="Strong" w:uiPriority="22" w:qFormat="1"/>
+    <w:lsdException w:name="Emphasis" w:uiPriority="20" w:qFormat="1"/>
+    <w:lsdException w:name="Document Map" w:semiHidden="1" w:unhideWhenUsed="1"/>
+    <w:lsdException w:name="Plain Text" w:semiHidden="1" w:unhideWhenUsed="1"/>
+    <w:lsdException w:name="E-mail Signature" w:semiHidden="1" w:unhideWhenUsed="1"/>
+    <w:lsdException w:name="HTML Top of Form" w:semiHidden="1" w:unhideWhenUsed="1"/>
+    <w:lsdException w:name="HTML Bottom of Form" w:semiHidden="1" w:unhideWhenUsed="1"/>
+    <w:lsdException w:name="Normal (Web)" w:semiHidden="1" w:unhideWhenUsed="1"/>
+    <w:lsdException w:name="HTML Acronym" w:semiHidden="1" w:unhideWhenUsed="1"/>
+    <w:lsdException w:name="HTML Address" w:semiHidden="1" w:unhideWhenUsed="1"/>
+    <w:lsdException w:name="HTML Cite" w:semiHidden="1" w:unhideWhenUsed="1"/>
+    <w:lsdException w:name="HTML Code" w:semiHidden="1" w:unhideWhenUsed="1"/>
+    <w:lsdException w:name="HTML Definition" w:semiHidden="1" w:unhideWhenUsed="1"/>
+    <w:lsdException w:name="HTML Keyboard" w:semiHidden="1" w:unhideWhenUsed="1"/>
+    <w:lsdException w:name="HTML Preformatted" w:semiHidden="1" w:unhideWhenUsed="1"/>
+    <w:lsdException w:name="HTML Sample" w:semiHidden="1" w:unhideWhenUsed="1"/>
+    <w:lsdException w:name="HTML Typewriter" w:semiHidden="1" w:unhideWhenUsed="1"/>
+    <w:lsdException w:name="HTML Variable" w:semiHidden="1" w:unhideWhenUsed="1"/>
+    <w:lsdException w:name="Normal Table" w:semiHidden="1" w:unhideWhenUsed="1"/>
+    <w:lsdException w:name="annotation subject" w:semiHidden="1" w:unhideWhenUsed="1"/>
+    <w:lsdException w:name="No List" w:semiHidden="1" w:unhideWhenUsed="1"/>
+    <w:lsdException w:name="Outline List 1" w:semiHidden="1" w:unhideWhenUsed="1"/>
+    <w:lsdException w:name="Outline List 2" w:semiHidden="1" w:unhideWhenUsed="1"/>
+    <w:lsdException w:name="Outline List 3" w:semiHidden="1" w:unhideWhenUsed="1"/>
+    <w:lsdException w:name="Table Simple 1" w:semiHidden="1" w:unhideWhenUsed="1"/>
+    <w:lsdException w:name="Table Simple 2" w:semiHidden="1" w:unhideWhenUsed="1"/>
+    <w:lsdException w:name="Table Simple 3" w:semiHidden="1" w:unhideWhenUsed="1"/>
+    <w:lsdException w:name="Table Classic 1" w:semiHidden="1" w:unhideWhenUsed="1"/>
+    <w:lsdException w:name="Table Classic 2" w:semiHidden="1" w:unhideWhenUsed="1"/>
+    <w:lsdException w:name="Table Classic 3" w:semiHidden="1" w:unhideWhenUsed="1"/>
+    <w:lsdException w:name="Table Classic 4" w:semiHidden="1" w:unhideWhenUsed="1"/>
+    <w:lsdException w:name="Table Colorful 1" w:semiHidden="1" w:unhideWhenUsed="1"/>
+    <w:lsdException w:name="Table Colorful 2" w:semiHidden="1" w:unhideWhenUsed="1"/>
+    <w:lsdException w:name="Table Colorful 3" w:semiHidden="1" w:unhideWhenUsed="1"/>
+    <w:lsdException w:name="Table Columns 1" w:semiHidden="1" w:unhideWhenUsed="1"/>
+    <w:lsdException w:name="Table Columns 2" w:semiHidden="1" w:unhideWhenUsed="1"/>
+    <w:lsdException w:name="Table Columns 3" w:semiHidden="1" w:unhideWhenUsed="1"/>
+    <w:lsdException w:name="Table Columns 4" w:semiHidden="1" w:unhideWhenUsed="1"/>
+    <w:lsdException w:name="Table Columns 5" w:semiHidden="1" w:unhideWhenUsed="1"/>
+    <w:lsdException w:name="Table Grid 1" w:semiHidden="1" w:unhideWhenUsed="1"/>
+    <w:lsdException w:name="Table Grid 2" w:semiHidden="1" w:unhideWhenUsed="1"/>
+    <w:lsdException w:name="Table Grid 3" w:semiHidden="1" w:unhideWhenUsed="1"/>
+    <w:lsdException w:name="Table Grid 4" w:semiHidden="1" w:unhideWhenUsed="1"/>
+    <w:lsdException w:name="Table Grid 5" w:semiHidden="1" w:unhideWhenUsed="1"/>
+    <w:lsdException w:name="Table Grid 6" w:semiHidden="1" w:unhideWhenUsed="1"/>
+    <w:lsdException w:name="Table Grid 7" w:semiHidden="1" w:unhideWhenUsed="1"/>
+    <w:lsdException w:name="Table Grid 8" w:semiHidden="1" w:unhideWhenUsed="1"/>
+    <w:lsdException w:name="Table List 1" w:semiHidden="1" w:unhideWhenUsed="1"/>
+    <w:lsdException w:name="Table List 2" w:semiHidden="1" w:unhideWhenUsed="1"/>
+    <w:lsdException w:name="Table List 3" w:semiHidden="1" w:unhideWhenUsed="1"/>
+    <w:lsdException w:name="Table List 4" w:semiHidden="1" w:unhideWhenUsed="1"/>
+    <w:lsdException w:name="Table List 5" w:semiHidden="1" w:unhideWhenUsed="1"/>
+    <w:lsdException w:name="Table List 6" w:semiHidden="1" w:unhideWhenUsed="1"/>
+    <w:lsdException w:name="Table List 7" w:semiHidden="1" w:unhideWhenUsed="1"/>
+    <w:lsdException w:name="Table List 8" w:semiHidden="1" w:unhideWhenUsed="1"/>
+    <w:lsdException w:name="Table 3D effects 1" w:semiHidden="1" w:unhideWhenUsed="1"/>
+    <w:lsdException w:name="Table 3D effects 2" w:semiHidden="1" w:unhideWhenUsed="1"/>
+    <w:lsdException w:name="Table 3D effects 3" w:semiHidden="1" w:unhideWhenUsed="1"/>
+    <w:lsdException w:name="Table Contemporary" w:semiHidden="1" w:unhideWhenUsed="1"/>
+    <w:lsdException w:name="Table Elegant" w:semiHidden="1" w:unhideWhenUsed="1"/>
+    <w:lsdException w:name="Table Professional" w:semiHidden="1" w:unhideWhenUsed="1"/>
+    <w:lsdException w:name="Table Subtle 1" w:semiHidden="1" w:unhideWhenUsed="1"/>
+    <w:lsdException w:name="Table Subtle 2" w:semiHidden="1" w:unhideWhenUsed="1"/>
+    <w:lsdException w:name="Table Web 1" w:semiHidden="1" w:unhideWhenUsed="1"/>
+    <w:lsdException w:name="Table Web 2" w:semiHidden="1" w:unhideWhenUsed="1"/>
+    <w:lsdException w:name="Table Web 3" w:semiHidden="1" w:unhideWhenUsed="1"/>
+    <w:lsdException w:name="Balloon Text" w:semiHidden="1" w:unhideWhenUsed="1"/>
+    <w:lsdException w:name="Table Grid" w:uiPriority="39"/>
+    <w:lsdException w:name="Table Theme" w:semiHidden="1" w:unhideWhenUsed="1"/>
+    <w:lsdException w:name="Placeholder Text" w:semiHidden="1"/>
+    <w:lsdException w:name="No Spacing" w:uiPriority="1" w:qFormat="1"/>
+    <w:lsdException w:name="Light Shading" w:uiPriority="60"/>
+    <w:lsdException w:name="Light List" w:uiPriority="61"/>
+    <w:lsdException w:name="Light Grid" w:uiPriority="62"/>
+    <w:lsdException w:name="Medium Shading 1" w:uiPriority="63"/>
+    <w:lsdException w:name="Medium Shading 2" w:uiPriority="64"/>
+    <w:lsdException w:name="Medium List 1" w:uiPriority="65"/>
+    <w:lsdException w:name="Medium List 2" w:uiPriority="66"/>
+    <w:lsdException w:name="Medium Grid 1" w:uiPriority="67"/>
+    <w:lsdException w:name="Medium Grid 2" w:uiPriority="68"/>
+    <w:lsdException w:name="Medium Grid 3" w:uiPriority="69"/>
+    <w:lsdException w:name="Dark List" w:uiPriority="70"/>
+    <w:lsdException w:name="Colorful Shading" w:uiPriority="71"/>
+    <w:lsdException w:name="Colorful List" w:uiPriority="72"/>
+    <w:lsdException w:name="Colorful Grid" w:uiPriority="73"/>
+    <w:lsdException w:name="Light Shading Accent 1" w:uiPriority="60"/>
+    <w:lsdException w:name="Light List Accent 1" w:uiPriority="61"/>
+    <w:lsdException w:name="Light Grid Accent 1" w:uiPriority="62"/>
+    <w:lsdException w:name="Medium Shading 1 Accent 1" w:uiPriority="63"/>
+    <w:lsdException w:name="Medium Shading 2 Accent 1" w:uiPriority="64"/>
+    <w:lsdException w:name="Medium List 1 Accent 1" w:uiPriority="65"/>
+    <w:lsdException w:name="Revision" w:semiHidden="1"/>
+    <w:lsdException w:name="List Paragraph" w:uiPriority="34" w:qFormat="1"/>
+    <w:lsdException w:name="Quote" w:uiPriority="29" w:qFormat="1"/>
+    <w:lsdException w:name="Intense Quote" w:uiPriority="30" w:qFormat="1"/>
+    <w:lsdException w:name="Medium List 2 Accent 1" w:uiPriority="66"/>
+    <w:lsdException w:name="Medium Grid 1 Accent 1" w:uiPriority="67"/>
+    <w:lsdException w:name="Medium Grid 2 Accent 1" w:uiPriority="68"/>
+    <w:lsdException w:name="Medium Grid 3 Accent 1" w:uiPriority="69"/>
+    <w:lsdException w:name="Dark List Accent 1" w:uiPriority="70"/>
+    <w:lsdException w:name="Colorful Shading Accent 1" w:uiPriority="71"/>
+    <w:lsdException w:name="Colorful List Accent 1" w:uiPriority="72"/>
+    <w:lsdException w:name="Colorful Grid Accent 1" w:uiPriority="73"/>
+    <w:lsdException w:name="Light Shading Accent 2" w:uiPriority="60"/>
+    <w:lsdException w:name="Light List Accent 2" w:uiPriority="61"/>
+    <w:lsdException w:name="Light Grid Accent 2" w:uiPriority="62"/>
+    <w:lsdException w:name="Medium Shading 1 Accent 2" w:uiPriority="63"/>
+    <w:lsdException w:name="Medium Shading 2 Accent 2" w:uiPriority="64"/>
+    <w:lsdException w:name="Medium List 1 Accent 2" w:uiPriority="65"/>
+    <w:lsdException w:name="Medium List 2 Accent 2" w:uiPriority="66"/>
+    <w:lsdException w:name="Medium Grid 1 Accent 2" w:uiPriority="67"/>
+    <w:lsdException w:name="Medium Grid 2 Accent 2" w:uiPriority="68"/>
+    <w:lsdException w:name="Medium Grid 3 Accent 2" w:uiPriority="69"/>
+    <w:lsdException w:name="Dark List Accent 2" w:uiPriority="70"/>
+    <w:lsdException w:name="Colorful Shading Accent 2" w:uiPriority="71"/>
+    <w:lsdException w:name="Colorful List Accent 2" w:uiPriority="72"/>
+    <w:lsdException w:name="Colorful Grid Accent 2" w:uiPriority="73"/>
+    <w:lsdException w:name="Light Shading Accent 3" w:uiPriority="60"/>
+    <w:lsdException w:name="Light List Accent 3" w:uiPriority="61"/>
+    <w:lsdException w:name="Light Grid Accent 3" w:uiPriority="62"/>
+    <w:lsdException w:name="Medium Shading 1 Accent 3" w:uiPriority="63"/>
+    <w:lsdException w:name="Medium Shading 2 Accent 3" w:uiPriority="64"/>
+    <w:lsdException w:name="Medium List 1 Accent 3" w:uiPriority="65"/>
+    <w:lsdException w:name="Medium List 2 Accent 3" w:uiPriority="66"/>
+    <w:lsdException w:name="Medium Grid 1 Accent 3" w:uiPriority="67"/>
+    <w:lsdException w:name="Medium Grid 2 Accent 3" w:uiPriority="68"/>
+    <w:lsdException w:name="Medium Grid 3 Accent 3" w:uiPriority="69"/>
+    <w:lsdException w:name="Dark List Accent 3" w:uiPriority="70"/>
+    <w:lsdException w:name="Colorful Shading Accent 3" w:uiPriority="71"/>
+    <w:lsdException w:name="Colorful List Accent 3" w:uiPriority="72"/>
+    <w:lsdException w:name="Colorful Grid Accent 3" w:uiPriority="73"/>
+    <w:lsdException w:name="Light Shading Accent 4" w:uiPriority="60"/>
+    <w:lsdException w:name="Light List Accent 4" w:uiPriority="61"/>
+    <w:lsdException w:name="Light Grid Accent 4" w:uiPriority="62"/>
+    <w:lsdException w:name="Medium Shading 1 Accent 4" w:uiPriority="63"/>
+    <w:lsdException w:name="Medium Shading 2 Accent 4" w:uiPriority="64"/>
+    <w:lsdException w:name="Medium List 1 Accent 4" w:uiPriority="65"/>
+    <w:lsdException w:name="Medium List 2 Accent 4" w:uiPriority="66"/>
+    <w:lsdException w:name="Medium Grid 1 Accent 4" w:uiPriority="67"/>
+    <w:lsdException w:name="Medium Grid 2 Accent 4" w:uiPriority="68"/>
+    <w:lsdException w:name="Medium Grid 3 Accent 4" w:uiPriority="69"/>
+    <w:lsdException w:name="Dark List Accent 4" w:uiPriority="70"/>
+    <w:lsdException w:name="Colorful Shading Accent 4" w:uiPriority="71"/>
+    <w:lsdException w:name="Colorful List Accent 4" w:uiPriority="72"/>
+    <w:lsdException w:name="Colorful Grid Accent 4" w:uiPriority="73"/>
+    <w:lsdException w:name="Light Shading Accent 5" w:uiPriority="60"/>
+    <w:lsdException w:name="Light List Accent 5" w:uiPriority="61"/>
+    <w:lsdException w:name="Light Grid Accent 5" w:uiPriority="62"/>
+    <w:lsdException w:name="Medium Shading 1 Accent 5" w:uiPriority="63"/>
+    <w:lsdException w:name="Medium Shading 2 Accent 5" w:uiPriority="64"/>
+    <w:lsdException w:name="Medium List 1 Accent 5" w:uiPriority="65"/>
+    <w:lsdException w:name="Medium List 2 Accent 5" w:uiPriority="66"/>
+    <w:lsdException w:name="Medium Grid 1 Accent 5" w:uiPriority="67"/>
+    <w:lsdException w:name="Medium Grid 2 Accent 5" w:uiPriority="68"/>
+    <w:lsdException w:name="Medium Grid 3 Accent 5" w:uiPriority="69"/>
+    <w:lsdException w:name="Dark List Accent 5" w:uiPriority="70"/>
+    <w:lsdException w:name="Colorful Shading Accent 5" w:uiPriority="71"/>
+    <w:lsdException w:name="Colorful List Accent 5" w:uiPriority="72"/>
+    <w:lsdException w:name="Colorful Grid Accent 5" w:uiPriority="73"/>
+    <w:lsdException w:name="Light Shading Accent 6" w:uiPriority="60"/>
+    <w:lsdException w:name="Light List Accent 6" w:uiPriority="61"/>
+    <w:lsdException w:name="Light Grid Accent 6" w:uiPriority="62"/>
+    <w:lsdException w:name="Medium Shading 1 Accent 6" w:uiPriority="63"/>
+    <w:lsdException w:name="Medium Shading 2 Accent 6" w:uiPriority="64"/>
+    <w:lsdException w:name="Medium List 1 Accent 6" w:uiPriority="65"/>
+    <w:lsdException w:name="Medium List 2 Accent 6" w:uiPriority="66"/>
+    <w:lsdException w:name="Medium Grid 1 Accent 6" w:uiPriority="67"/>
+    <w:lsdException w:name="Medium Grid 2 Accent 6" w:uiPriority="68"/>
+    <w:lsdException w:name="Medium Grid 3 Accent 6" w:uiPriority="69"/>
+    <w:lsdException w:name="Dark List Accent 6" w:uiPriority="70"/>
+    <w:lsdException w:name="Colorful Shading Accent 6" w:uiPriority="71"/>
+    <w:lsdException w:name="Colorful List Accent 6" w:uiPriority="72"/>
+    <w:lsdException w:name="Colorful Grid Accent 6" w:uiPriority="73"/>
+    <w:lsdException w:name="Subtle Emphasis" w:uiPriority="19" w:qFormat="1"/>
+    <w:lsdException w:name="Intense Emphasis" w:uiPriority="21" w:qFormat="1"/>
+    <w:lsdException w:name="Subtle Reference" w:uiPriority="31" w:qFormat="1"/>
+    <w:lsdException w:name="Intense Reference" w:uiPriority="32" w:qFormat="1"/>
+    <w:lsdException w:name="Book Title" w:uiPriority="33" w:qFormat="1"/>
+    <w:lsdException w:name="Bibliography" w:semiHidden="1" w:uiPriority="37" w:unhideWhenUsed="1"/>
+    <w:lsdException w:name="TOC Heading" w:semiHidden="1" w:uiPriority="39" w:unhideWhenUsed="1" w:qFormat="1"/>
+    <w:lsdException w:name="Plain Table 1" w:uiPriority="41"/>
+    <w:lsdException w:name="Plain Table 2" w:uiPriority="42"/>
+    <w:lsdException w:name="Plain Table 3" w:uiPriority="43"/>
+    <w:lsdException w:name="Plain Table 4" w:uiPriority="44"/>
+    <w:lsdException w:name="Plain Table 5" w:uiPriority="45"/>
+    <w:lsdException w:name="Grid Table Light" w:uiPriority="40"/>
+    <w:lsdException w:name="Grid Table 1 Light" w:uiPriority="46"/>
+    <w:lsdException w:name="Grid Table 2" w:uiPriority="47"/>
+    <w:lsdException w:name="Grid Table 3" w:uiPriority="48"/>
+    <w:lsdException w:name="Grid Table 4" w:uiPriority="49"/>
+    <w:lsdException w:name="Grid Table 5 Dark" w:uiPriority="50"/>
+    <w:lsdException w:name="Grid Table 6 Colorful" w:uiPriority="51"/>
+    <w:lsdException w:name="Grid Table 7 Colorful" w:uiPriority="52"/>
+    <w:lsdException w:name="Grid Table 1 Light Accent 1" w:uiPriority="46"/>
+    <w:lsdException w:name="Grid Table 2 Accent 1" w:uiPriority="47"/>
+    <w:lsdException w:name="Grid Table 3 Accent 1" w:uiPriority="48"/>
+    <w:lsdException w:name="Grid Table 4 Accent 1" w:uiPriority="49"/>
+    <w:lsdException w:name="Grid Table 5 Dark Accent 1" w:uiPriority="50"/>
+    <w:lsdException w:name="Grid Table 6 Colorful Accent 1" w:uiPriority="51"/>
+    <w:lsdException w:name="Grid Table 7 Colorful Accent 1" w:uiPriority="52"/>
+    <w:lsdException w:name="Grid Table 1 Light Accent 2" w:uiPriority="46"/>
+    <w:lsdException w:name="Grid Table 2 Accent 2" w:uiPriority="47"/>
+    <w:lsdException w:name="Grid Table 3 Accent 2" w:uiPriority="48"/>
+    <w:lsdException w:name="Grid Table 4 Accent 2" w:uiPriority="49"/>
+    <w:lsdException w:name="Grid Table 5 Dark Accent 2" w:uiPriority="50"/>
+    <w:lsdException w:name="Grid Table 6 Colorful Accent 2" w:uiPriority="51"/>
+    <w:lsdException w:name="Grid Table 7 Colorful Accent 2" w:uiPriority="52"/>
+    <w:lsdException w:name="Grid Table 1 Light Accent 3" w:uiPriority="46"/>
+    <w:lsdException w:name="Grid Table 2 Accent 3" w:uiPriority="47"/>
+    <w:lsdException w:name="Grid Table 3 Accent 3" w:uiPriority="48"/>
+    <w:lsdException w:name="Grid Table 4 Accent 3" w:uiPriority="49"/>
+    <w:lsdException w:name="Grid Table 5 Dark Accent 3" w:uiPriority="50"/>
+    <w:lsdException w:name="Grid Table 6 Colorful Accent 3" w:uiPriority="51"/>
+    <w:lsdException w:name="Grid Table 7 Colorful Accent 3" w:uiPriority="52"/>
+    <w:lsdException w:name="Grid Table 1 Light Accent 4" w:uiPriority="46"/>
+    <w:lsdException w:name="Grid Table 2 Accent 4" w:uiPriority="47"/>
+    <w:lsdException w:name="Grid Table 3 Accent 4" w:uiPriority="48"/>
+    <w:lsdException w:name="Grid Table 4 Accent 4" w:uiPriority="49"/>
+    <w:lsdException w:name="Grid Table 5 Dark Accent 4" w:uiPriority="50"/>
+    <w:lsdException w:name="Grid Table 6 Colorful Accent 4" w:uiPriority="51"/>
+    <w:lsdException w:name="Grid Table 7 Colorful Accent 4" w:uiPriority="52"/>
+    <w:lsdException w:name="Grid Table 1 Light Accent 5" w:uiPriority="46"/>
+    <w:lsdException w:name="Grid Table 2 Accent 5" w:uiPriority="47"/>
+    <w:lsdException w:name="Grid Table 3 Accent 5" w:uiPriority="48"/>
+    <w:lsdException w:name="Grid Table 4 Accent 5" w:uiPriority="49"/>
+    <w:lsdException w:name="Grid Table 5 Dark Accent 5" w:uiPriority="50"/>
+    <w:lsdException w:name="Grid Table 6 Colorful Accent 5" w:uiPriority="51"/>
+    <w:lsdException w:name="Grid Table 7 Colorful Accent 5" w:uiPriority="52"/>
+    <w:lsdException w:name="Grid Table 1 Light Accent 6" w:uiPriority="46"/>
+    <w:lsdException w:name="Grid Table 2 Accent 6" w:uiPriority="47"/>
+    <w:lsdException w:name="Grid Table 3 Accent 6" w:uiPriority="48"/>
+    <w:lsdException w:name="Grid Table 4 Accent 6" w:uiPriority="49"/>
+    <w:lsdException w:name="Grid Table 5 Dark Accent 6" w:uiPriority="50"/>
+    <w:lsdException w:name="Grid Table 6 Colorful Accent 6" w:uiPriority="51"/>
+    <w:lsdException w:name="Grid Table 7 Colorful Accent 6" w:uiPriority="52"/>
+    <w:lsdException w:name="List Table 1 Light" w:uiPriority="46"/>
+    <w:lsdException w:name="List Table 2" w:uiPriority="47"/>
+    <w:lsdException w:name="List Table 3" w:uiPriority="48"/>
+    <w:lsdException w:name="List Table 4" w:uiPriority="49"/>
+    <w:lsdException w:name="List Table 5 Dark" w:uiPriority="50"/>
+    <w:lsdException w:name="List Table 6 Colorful" w:uiPriority="51"/>
+    <w:lsdException w:name="List Table 7 Colorful" w:uiPriority="52"/>
+    <w:lsdException w:name="List Table 1 Light Accent 1" w:uiPriority="46"/>
+    <w:lsdException w:name="List Table 2 Accent 1" w:uiPriority="47"/>
+    <w:lsdException w:name="List Table 3 Accent 1" w:uiPriority="48"/>
+    <w:lsdException w:name="List Table 4 Accent 1" w:uiPriority="49"/>
+    <w:lsdException w:name="List Table 5 Dark Accent 1" w:uiPriority="50"/>
+    <w:lsdException w:name="List Table 6 Colorful Accent 1" w:uiPriority="51"/>
+    <w:lsdException w:name="List Table 7 Colorful Accent 1" w:uiPriority="52"/>
+    <w:lsdException w:name="List Table 1 Light Accent 2" w:uiPriority="46"/>
+    <w:lsdException w:name="List Table 2 Accent 2" w:uiPriority="47"/>
+    <w:lsdException w:name="List Table 3 Accent 2" w:uiPriority="48"/>
+    <w:lsdException w:name="List Table 4 Accent 2" w:uiPriority="49"/>
+    <w:lsdException w:name="List Table 5 Dark Accent 2" w:uiPriority="50"/>
+    <w:lsdException w:name="List Table 6 Colorful Accent 2" w:uiPriority="51"/>
+    <w:lsdException w:name="List Table 7 Colorful Accent 2" w:uiPriority="52"/>
+    <w:lsdException w:name="List Table 1 Light Accent 3" w:uiPriority="46"/>
+    <w:lsdException w:name="List Table 2 Accent 3" w:uiPriority="47"/>
+    <w:lsdException w:name="List Table 3 Accent 3" w:uiPriority="48"/>
+    <w:lsdException w:name="List Table 4 Accent 3" w:uiPriority="49"/>
+    <w:lsdException w:name="List Table 5 Dark Accent 3" w:uiPriority="50"/>
+    <w:lsdException w:name="List Table 6 Colorful Accent 3" w:uiPriority="51"/>
+    <w:lsdException w:name="List Table 7 Colorful Accent 3" w:uiPriority="52"/>
+    <w:lsdException w:name="List Table 1 Light Accent 4" w:uiPriority="46"/>
+    <w:lsdException w:name="List Table 2 Accent 4" w:uiPriority="47"/>
+    <w:lsdException w:name="List Table 3 Accent 4" w:uiPriority="48"/>
+    <w:lsdException w:name="List Table 4 Accent 4" w:uiPriority="49"/>
+    <w:lsdException w:name="List Table 5 Dark Accent 4" w:uiPriority="50"/>
+    <w:lsdException w:name="List Table 6 Colorful Accent 4" w:uiPriority="51"/>
+    <w:lsdException w:name="List Table 7 Colorful Accent 4" w:uiPriority="52"/>
+    <w:lsdException w:name="List Table 1 Light Accent 5" w:uiPriority="46"/>
+    <w:lsdException w:name="List Table 2 Accent 5" w:uiPriority="47"/>
+    <w:lsdException w:name="List Table 3 Accent 5" w:uiPriority="48"/>
+    <w:lsdException w:name="List Table 4 Accent 5" w:uiPriority="49"/>
+    <w:lsdException w:name="List Table 5 Dark Accent 5" w:uiPriority="50"/>
+    <w:lsdException w:name="List Table 6 Colorful Accent 5" w:uiPriority="51"/>
+    <w:lsdException w:name="List Table 7 Colorful Accent 5" w:uiPriority="52"/>
+    <w:lsdException w:name="List Table 1 Light Accent 6" w:uiPriority="46"/>
+    <w:lsdException w:name="List Table 2 Accent 6" w:uiPriority="47"/>
+    <w:lsdException w:name="List Table 3 Accent 6" w:uiPriority="48"/>
+    <w:lsdException w:name="List Table 4 Accent 6" w:uiPriority="49"/>
+    <w:lsdException w:name="List Table 5 Dark Accent 6" w:uiPriority="50"/>
+    <w:lsdException w:name="List Table 6 Colorful Accent 6" w:uiPriority="51"/>
+    <w:lsdException w:name="List Table 7 Colorful Accent 6" w:uiPriority="52"/>
+    <w:lsdException w:name="Mention" w:semiHidden="1" w:unhideWhenUsed="1"/>
+    <w:lsdException w:name="Smart Hyperlink" w:semiHidden="1" w:unhideWhenUsed="1"/>
+    <w:lsdException w:name="Hashtag" w:semiHidden="1" w:unhideWhenUsed="1"/>
+    <w:lsdException w:name="Unresolved Mention" w:semiHidden="1" w:unhideWhenUsed="1"/>
+    <w:lsdException w:name="Smart Link" w:semiHidden="1" w:unhideWhenUsed="1"/>
+  </w:latentStyles>
+  <w:style w:type="paragraph" w:default="1" w:styleId="Normal">
+    <w:name w:val="Normal"/>
+    <w:qFormat/>
+  </w:style>
+  <w:style w:type="paragraph" w:styleId="Heading1">
+    <w:name w:val="heading 1"/>
+    <w:uiPriority w:val="9"/>
+    <w:qFormat/>
+    <w:pPr>
+      <w:outlineLvl w:val="0"/>
+    </w:pPr>
+    <w:rPr>
+      <w:color w:val="2E74B5"/>
+      <w:sz w:val="32"/>
+      <w:szCs w:val="32"/>
+    </w:rPr>
+  </w:style>
+  <w:style w:type="paragraph" w:styleId="Heading2">
+    <w:name w:val="heading 2"/>
+    <w:uiPriority w:val="9"/>
+    <w:semiHidden/>
+    <w:unhideWhenUsed/>
+    <w:qFormat/>
+    <w:pPr>
+      <w:outlineLvl w:val="1"/>
+    </w:pPr>
+    <w:rPr>
+      <w:color w:val="2E74B5"/>
+      <w:sz w:val="26"/>
+      <w:szCs w:val="26"/>
+    </w:rPr>
+  </w:style>
+  <w:style w:type="paragraph" w:styleId="Heading3">
+    <w:name w:val="heading 3"/>
+    <w:uiPriority w:val="9"/>
+    <w:semiHidden/>
+    <w:unhideWhenUsed/>
+    <w:qFormat/>
+    <w:pPr>
+      <w:outlineLvl w:val="2"/>
+    </w:pPr>
+    <w:rPr>
+      <w:color w:val="1F4D78"/>
+      <w:sz w:val="24"/>
+      <w:szCs w:val="24"/>
+    </w:rPr>
+  </w:style>
+  <w:style w:type="paragraph" w:styleId="Heading4">
+    <w:name w:val="heading 4"/>
+    <w:uiPriority w:val="9"/>
+    <w:semiHidden/>
+    <w:unhideWhenUsed/>
+    <w:qFormat/>
+    <w:pPr>
+      <w:outlineLvl w:val="3"/>
+    </w:pPr>
+    <w:rPr>
+      <w:i/>
+      <w:iCs/>
+      <w:color w:val="2E74B5"/>
+    </w:rPr>
+  </w:style>
+  <w:style w:type="paragraph" w:styleId="Heading5">
+    <w:name w:val="heading 5"/>
+    <w:uiPriority w:val="9"/>
+    <w:semiHidden/>
+    <w:unhideWhenUsed/>
+    <w:qFormat/>
+    <w:pPr>
+      <w:outlineLvl w:val="4"/>
+    </w:pPr>
+    <w:rPr>
+      <w:color w:val="2E74B5"/>
+    </w:rPr>
+  </w:style>
+  <w:style w:type="paragraph" w:styleId="Heading6">
+    <w:name w:val="heading 6"/>
+    <w:uiPriority w:val="9"/>
+    <w:semiHidden/>
+    <w:unhideWhenUsed/>
+    <w:qFormat/>
+    <w:pPr>
+      <w:outlineLvl w:val="5"/>
+    </w:pPr>
+    <w:rPr>
+      <w:color w:val="1F4D78"/>
+    </w:rPr>
+  </w:style>
+  <w:style w:type="character" w:default="1" w:styleId="DefaultParagraphFont">
+    <w:name w:val="Default Paragraph Font"/>
+    <w:uiPriority w:val="1"/>
+    <w:semiHidden/>
+    <w:unhideWhenUsed/>
+  </w:style>
+  <w:style w:type="table" w:default="1" w:styleId="TableNormal">
+    <w:name w:val="Normal Table"/>
+    <w:uiPriority w:val="99"/>
+    <w:semiHidden/>
+    <w:unhideWhenUsed/>
+    <w:tblPr>
+      <w:tblInd w:w="0" w:type="dxa"/>
+      <w:tblCellMar>
+        <w:top w:w="0" w:type="dxa"/>
+        <w:left w:w="108" w:type="dxa"/>
+        <w:bottom w:w="0" w:type="dxa"/>
+        <w:right w:w="108" w:type="dxa"/>
+      </w:tblCellMar>
+    </w:tblPr>
+  </w:style>
+  <w:style w:type="numbering" w:default="1" w:styleId="NoList">
+    <w:name w:val="No List"/>
+    <w:uiPriority w:val="99"/>
+    <w:semiHidden/>
+    <w:unhideWhenUsed/>
+  </w:style>
   <w:style w:type="paragraph" w:styleId="Title">
     <w:name w:val="Title"/>
-    <w:basedOn w:val="Normal"/>
-    <w:next w:val="Normal"/>
+    <w:uiPriority w:val="10"/>
     <w:qFormat/>
     <w:rPr>
       <w:sz w:val="56"/>
       <w:szCs w:val="56"/>
     </w:rPr>
   </w:style>
-  <w:style w:type="paragraph" w:styleId="Heading1">
-    <w:name w:val="Heading 1"/>
-    <w:basedOn w:val="Normal"/>
-    <w:next w:val="Normal"/>
-    <w:qFormat/>
-    <w:rPr>
-      <w:color w:val="2E74B5"/>
-      <w:sz w:val="32"/>
-      <w:szCs w:val="32"/>
-    </w:rPr>
-  </w:style>
-  <w:style w:type="paragraph" w:styleId="Heading2">
-    <w:name w:val="Heading 2"/>
-    <w:basedOn w:val="Normal"/>
-    <w:next w:val="Normal"/>
-    <w:qFormat/>
-    <w:rPr>
-      <w:color w:val="2E74B5"/>
-      <w:sz w:val="26"/>
-      <w:szCs w:val="26"/>
-    </w:rPr>
-  </w:style>
-  <w:style w:type="paragraph" w:styleId="Heading3">
-    <w:name w:val="Heading 3"/>
-    <w:basedOn w:val="Normal"/>
-    <w:next w:val="Normal"/>
-    <w:qFormat/>
-    <w:rPr>
-      <w:color w:val="1F4D78"/>
-      <w:sz w:val="24"/>
-      <w:szCs w:val="24"/>
-    </w:rPr>
-  </w:style>
-  <w:style w:type="paragraph" w:styleId="Heading4">
-    <w:name w:val="Heading 4"/>
-    <w:basedOn w:val="Normal"/>
-    <w:next w:val="Normal"/>
-    <w:qFormat/>
-    <w:rPr>
-      <w:i/>
-      <w:iCs/>
-      <w:color w:val="2E74B5"/>
-    </w:rPr>
-  </w:style>
-  <w:style w:type="paragraph" w:styleId="Heading5">
-    <w:name w:val="Heading 5"/>
-    <w:basedOn w:val="Normal"/>
-    <w:next w:val="Normal"/>
-    <w:qFormat/>
-    <w:rPr>
-      <w:color w:val="2E74B5"/>
-    </w:rPr>
-  </w:style>
-  <w:style w:type="paragraph" w:styleId="Heading6">
-    <w:name w:val="Heading 6"/>
-    <w:basedOn w:val="Normal"/>
-    <w:next w:val="Normal"/>
-    <w:qFormat/>
-    <w:rPr>
-      <w:color w:val="1F4D78"/>
-    </w:rPr>
-  </w:style>
-  <w:style w:type="paragraph" w:styleId="Strong">
-    <w:name w:val="Strong"/>
-    <w:basedOn w:val="Normal"/>
-    <w:next w:val="Normal"/>
+  <w:style w:type="paragraph" w:customStyle="1" w:styleId="Strong1">
+    <w:name w:val="Strong1"/>
     <w:qFormat/>
     <w:rPr>
       <w:b/>
@@ -539,12 +1064,10 @@
   </w:style>
   <w:style w:type="paragraph" w:styleId="ListParagraph">
     <w:name w:val="List Paragraph"/>
-    <w:basedOn w:val="Normal"/>
     <w:qFormat/>
   </w:style>
   <w:style w:type="character" w:styleId="Hyperlink">
     <w:name w:val="Hyperlink"/>
-    <w:basedOn w:val="DefaultParagraphFont"/>
     <w:uiPriority w:val="99"/>
     <w:unhideWhenUsed/>
     <w:rPr>
@@ -554,7 +1077,6 @@
   </w:style>
   <w:style w:type="character" w:styleId="FootnoteReference">
     <w:name w:val="footnote reference"/>
-    <w:basedOn w:val="DefaultParagraphFont"/>
     <w:uiPriority w:val="99"/>
     <w:semiHidden/>
     <w:unhideWhenUsed/>
@@ -564,22 +1086,13 @@
   </w:style>
   <w:style w:type="paragraph" w:styleId="FootnoteText">
     <w:name w:val="footnote text"/>
-    <w:basedOn w:val="Normal"/>
     <w:link w:val="FootnoteTextChar"/>
     <w:uiPriority w:val="99"/>
     <w:semiHidden/>
     <w:unhideWhenUsed/>
-    <w:pPr>
-      <w:spacing w:after="0" w:line="240" w:lineRule="auto"/>
-    </w:pPr>
-    <w:rPr>
-      <w:sz w:val="20"/>
-      <w:szCs w:val="20"/>
-    </w:rPr>
-  </w:style>
-  <w:style w:type="character" w:styleId="FootnoteTextChar">
+  </w:style>
+  <w:style w:type="character" w:customStyle="1" w:styleId="FootnoteTextChar">
     <w:name w:val="Footnote Text Char"/>
-    <w:basedOn w:val="DefaultParagraphFont"/>
     <w:link w:val="FootnoteText"/>
     <w:uiPriority w:val="99"/>
     <w:semiHidden/>
@@ -591,7 +1104,6 @@
   </w:style>
   <w:style w:type="character" w:styleId="EndnoteReference">
     <w:name w:val="endnote reference"/>
-    <w:basedOn w:val="DefaultParagraphFont"/>
     <w:uiPriority w:val="99"/>
     <w:semiHidden/>
     <w:unhideWhenUsed/>
@@ -601,22 +1113,13 @@
   </w:style>
   <w:style w:type="paragraph" w:styleId="EndnoteText">
     <w:name w:val="endnote text"/>
-    <w:basedOn w:val="Normal"/>
     <w:link w:val="EndnoteTextChar"/>
     <w:uiPriority w:val="99"/>
     <w:semiHidden/>
     <w:unhideWhenUsed/>
-    <w:pPr>
-      <w:spacing w:after="0" w:line="240" w:lineRule="auto"/>
-    </w:pPr>
-    <w:rPr>
-      <w:sz w:val="20"/>
-      <w:szCs w:val="20"/>
-    </w:rPr>
-  </w:style>
-  <w:style w:type="character" w:styleId="EndnoteTextChar">
+  </w:style>
+  <w:style w:type="character" w:customStyle="1" w:styleId="EndnoteTextChar">
     <w:name w:val="Endnote Text Char"/>
-    <w:basedOn w:val="DefaultParagraphFont"/>
     <w:link w:val="EndnoteText"/>
     <w:uiPriority w:val="99"/>
     <w:semiHidden/>
@@ -627,4 +1130,319 @@
     </w:rPr>
   </w:style>
 </w:styles>
+</file>
+
+<file path=word/theme/theme1.xml><?xml version="1.0" encoding="utf-8"?>
+<a:theme xmlns:a="http://schemas.openxmlformats.org/drawingml/2006/main" name="Office Theme">
+  <a:themeElements>
+    <a:clrScheme name="Office">
+      <a:dk1>
+        <a:sysClr val="windowText" lastClr="000000"/>
+      </a:dk1>
+      <a:lt1>
+        <a:sysClr val="window" lastClr="FFFFFF"/>
+      </a:lt1>
+      <a:dk2>
+        <a:srgbClr val="0E2841"/>
+      </a:dk2>
+      <a:lt2>
+        <a:srgbClr val="E8E8E8"/>
+      </a:lt2>
+      <a:accent1>
+        <a:srgbClr val="156082"/>
+      </a:accent1>
+      <a:accent2>
+        <a:srgbClr val="E97132"/>
+      </a:accent2>
+      <a:accent3>
+        <a:srgbClr val="196B24"/>
+      </a:accent3>
+      <a:accent4>
+        <a:srgbClr val="0F9ED5"/>
+      </a:accent4>
+      <a:accent5>
+        <a:srgbClr val="A02B93"/>
+      </a:accent5>
+      <a:accent6>
+        <a:srgbClr val="4EA72E"/>
+      </a:accent6>
+      <a:hlink>
+        <a:srgbClr val="467886"/>
+      </a:hlink>
+      <a:folHlink>
+        <a:srgbClr val="96607D"/>
+      </a:folHlink>
+    </a:clrScheme>
+    <a:fontScheme name="Office">
+      <a:majorFont>
+        <a:latin typeface="Aptos Display" panose="02110004020202020204"/>
+        <a:ea typeface=""/>
+        <a:cs typeface=""/>
+        <a:font script="Jpan" typeface="游ゴシック Light"/>
+        <a:font script="Hang" typeface="맑은 고딕"/>
+        <a:font script="Hans" typeface="等线 Light"/>
+        <a:font script="Hant" typeface="新細明體"/>
+        <a:font script="Arab" typeface="Times New Roman"/>
+        <a:font script="Hebr" typeface="Times New Roman"/>
+        <a:font script="Thai" typeface="Angsana New"/>
+        <a:font script="Ethi" typeface="Nyala"/>
+        <a:font script="Beng" typeface="Vrinda"/>
+        <a:font script="Gujr" typeface="Shruti"/>
+        <a:font script="Khmr" typeface="MoolBoran"/>
+        <a:font script="Knda" typeface="Tunga"/>
+        <a:font script="Guru" typeface="Raavi"/>
+        <a:font script="Cans" typeface="Euphemia"/>
+        <a:font script="Cher" typeface="Plantagenet Cherokee"/>
+        <a:font script="Yiii" typeface="Microsoft Yi Baiti"/>
+        <a:font script="Tibt" typeface="Microsoft Himalaya"/>
+        <a:font script="Thaa" typeface="MV Boli"/>
+        <a:font script="Deva" typeface="Mangal"/>
+        <a:font script="Telu" typeface="Gautami"/>
+        <a:font script="Taml" typeface="Latha"/>
+        <a:font script="Syrc" typeface="Estrangelo Edessa"/>
+        <a:font script="Orya" typeface="Kalinga"/>
+        <a:font script="Mlym" typeface="Kartika"/>
+        <a:font script="Laoo" typeface="DokChampa"/>
+        <a:font script="Sinh" typeface="Iskoola Pota"/>
+        <a:font script="Mong" typeface="Mongolian Baiti"/>
+        <a:font script="Viet" typeface="Times New Roman"/>
+        <a:font script="Uigh" typeface="Microsoft Uighur"/>
+        <a:font script="Geor" typeface="Sylfaen"/>
+        <a:font script="Armn" typeface="Arial"/>
+        <a:font script="Bugi" typeface="Leelawadee UI"/>
+        <a:font script="Bopo" typeface="Microsoft JhengHei"/>
+        <a:font script="Java" typeface="Javanese Text"/>
+        <a:font script="Lisu" typeface="Segoe UI"/>
+        <a:font script="Mymr" typeface="Myanmar Text"/>
+        <a:font script="Nkoo" typeface="Ebrima"/>
+        <a:font script="Olck" typeface="Nirmala UI"/>
+        <a:font script="Osma" typeface="Ebrima"/>
+        <a:font script="Phag" typeface="Phagspa"/>
+        <a:font script="Syrn" typeface="Estrangelo Edessa"/>
+        <a:font script="Syrj" typeface="Estrangelo Edessa"/>
+        <a:font script="Syre" typeface="Estrangelo Edessa"/>
+        <a:font script="Sora" typeface="Nirmala UI"/>
+        <a:font script="Tale" typeface="Microsoft Tai Le"/>
+        <a:font script="Talu" typeface="Microsoft New Tai Lue"/>
+        <a:font script="Tfng" typeface="Ebrima"/>
+      </a:majorFont>
+      <a:minorFont>
+        <a:latin typeface="Aptos" panose="02110004020202020204"/>
+        <a:ea typeface=""/>
+        <a:cs typeface=""/>
+        <a:font script="Jpan" typeface="游明朝"/>
+        <a:font script="Hang" typeface="맑은 고딕"/>
+        <a:font script="Hans" typeface="等线"/>
+        <a:font script="Hant" typeface="新細明體"/>
+        <a:font script="Arab" typeface="Arial"/>
+        <a:font script="Hebr" typeface="Arial"/>
+        <a:font script="Thai" typeface="Cordia New"/>
+        <a:font script="Ethi" typeface="Nyala"/>
+        <a:font script="Beng" typeface="Vrinda"/>
+        <a:font script="Gujr" typeface="Shruti"/>
+        <a:font script="Khmr" typeface="DaunPenh"/>
+        <a:font script="Knda" typeface="Tunga"/>
+        <a:font script="Guru" typeface="Raavi"/>
+        <a:font script="Cans" typeface="Euphemia"/>
+        <a:font script="Cher" typeface="Plantagenet Cherokee"/>
+        <a:font script="Yiii" typeface="Microsoft Yi Baiti"/>
+        <a:font script="Tibt" typeface="Microsoft Himalaya"/>
+        <a:font script="Thaa" typeface="MV Boli"/>
+        <a:font script="Deva" typeface="Mangal"/>
+        <a:font script="Telu" typeface="Gautami"/>
+        <a:font script="Taml" typeface="Latha"/>
+        <a:font script="Syrc" typeface="Estrangelo Edessa"/>
+        <a:font script="Orya" typeface="Kalinga"/>
+        <a:font script="Mlym" typeface="Kartika"/>
+        <a:font script="Laoo" typeface="DokChampa"/>
+        <a:font script="Sinh" typeface="Iskoola Pota"/>
+        <a:font script="Mong" typeface="Mongolian Baiti"/>
+        <a:font script="Viet" typeface="Arial"/>
+        <a:font script="Uigh" typeface="Microsoft Uighur"/>
+        <a:font script="Geor" typeface="Sylfaen"/>
+        <a:font script="Armn" typeface="Arial"/>
+        <a:font script="Bugi" typeface="Leelawadee UI"/>
+        <a:font script="Bopo" typeface="Microsoft JhengHei"/>
+        <a:font script="Java" typeface="Javanese Text"/>
+        <a:font script="Lisu" typeface="Segoe UI"/>
+        <a:font script="Mymr" typeface="Myanmar Text"/>
+        <a:font script="Nkoo" typeface="Ebrima"/>
+        <a:font script="Olck" typeface="Nirmala UI"/>
+        <a:font script="Osma" typeface="Ebrima"/>
+        <a:font script="Phag" typeface="Phagspa"/>
+        <a:font script="Syrn" typeface="Estrangelo Edessa"/>
+        <a:font script="Syrj" typeface="Estrangelo Edessa"/>
+        <a:font script="Syre" typeface="Estrangelo Edessa"/>
+        <a:font script="Sora" typeface="Nirmala UI"/>
+        <a:font script="Tale" typeface="Microsoft Tai Le"/>
+        <a:font script="Talu" typeface="Microsoft New Tai Lue"/>
+        <a:font script="Tfng" typeface="Ebrima"/>
+      </a:minorFont>
+    </a:fontScheme>
+    <a:fmtScheme name="Office">
+      <a:fillStyleLst>
+        <a:solidFill>
+          <a:schemeClr val="phClr"/>
+        </a:solidFill>
+        <a:gradFill rotWithShape="1">
+          <a:gsLst>
+            <a:gs pos="0">
+              <a:schemeClr val="phClr">
+                <a:lumMod val="110000"/>
+                <a:satMod val="105000"/>
+                <a:tint val="67000"/>
+              </a:schemeClr>
+            </a:gs>
+            <a:gs pos="50000">
+              <a:schemeClr val="phClr">
+                <a:lumMod val="105000"/>
+                <a:satMod val="103000"/>
+                <a:tint val="73000"/>
+              </a:schemeClr>
+            </a:gs>
+            <a:gs pos="100000">
+              <a:schemeClr val="phClr">
+                <a:lumMod val="105000"/>
+                <a:satMod val="109000"/>
+                <a:tint val="81000"/>
+              </a:schemeClr>
+            </a:gs>
+          </a:gsLst>
+          <a:lin ang="5400000" scaled="0"/>
+        </a:gradFill>
+        <a:gradFill rotWithShape="1">
+          <a:gsLst>
+            <a:gs pos="0">
+              <a:schemeClr val="phClr">
+                <a:satMod val="103000"/>
+                <a:lumMod val="102000"/>
+                <a:tint val="94000"/>
+              </a:schemeClr>
+            </a:gs>
+            <a:gs pos="50000">
+              <a:schemeClr val="phClr">
+                <a:satMod val="110000"/>
+                <a:lumMod val="100000"/>
+                <a:shade val="100000"/>
+              </a:schemeClr>
+            </a:gs>
+            <a:gs pos="100000">
+              <a:schemeClr val="phClr">
+                <a:lumMod val="99000"/>
+                <a:satMod val="120000"/>
+                <a:shade val="78000"/>
+              </a:schemeClr>
+            </a:gs>
+          </a:gsLst>
+          <a:lin ang="5400000" scaled="0"/>
+        </a:gradFill>
+      </a:fillStyleLst>
+      <a:lnStyleLst>
+        <a:ln w="12700" cap="flat" cmpd="sng" algn="ctr">
+          <a:solidFill>
+            <a:schemeClr val="phClr"/>
+          </a:solidFill>
+          <a:prstDash val="solid"/>
+          <a:miter lim="800000"/>
+        </a:ln>
+        <a:ln w="19050" cap="flat" cmpd="sng" algn="ctr">
+          <a:solidFill>
+            <a:schemeClr val="phClr"/>
+          </a:solidFill>
+          <a:prstDash val="solid"/>
+          <a:miter lim="800000"/>
+        </a:ln>
+        <a:ln w="25400" cap="flat" cmpd="sng" algn="ctr">
+          <a:solidFill>
+            <a:schemeClr val="phClr"/>
+          </a:solidFill>
+          <a:prstDash val="solid"/>
+          <a:miter lim="800000"/>
+        </a:ln>
+      </a:lnStyleLst>
+      <a:effectStyleLst>
+        <a:effectStyle>
+          <a:effectLst/>
+        </a:effectStyle>
+        <a:effectStyle>
+          <a:effectLst/>
+        </a:effectStyle>
+        <a:effectStyle>
+          <a:effectLst>
+            <a:outerShdw blurRad="57150" dist="19050" dir="5400000" algn="ctr" rotWithShape="0">
+              <a:srgbClr val="000000">
+                <a:alpha val="63000"/>
+              </a:srgbClr>
+            </a:outerShdw>
+          </a:effectLst>
+        </a:effectStyle>
+      </a:effectStyleLst>
+      <a:bgFillStyleLst>
+        <a:solidFill>
+          <a:schemeClr val="phClr"/>
+        </a:solidFill>
+        <a:solidFill>
+          <a:schemeClr val="phClr">
+            <a:tint val="95000"/>
+            <a:satMod val="170000"/>
+          </a:schemeClr>
+        </a:solidFill>
+        <a:gradFill rotWithShape="1">
+          <a:gsLst>
+            <a:gs pos="0">
+              <a:schemeClr val="phClr">
+                <a:tint val="93000"/>
+                <a:satMod val="150000"/>
+                <a:shade val="98000"/>
+                <a:lumMod val="102000"/>
+              </a:schemeClr>
+            </a:gs>
+            <a:gs pos="50000">
+              <a:schemeClr val="phClr">
+                <a:tint val="98000"/>
+                <a:satMod val="130000"/>
+                <a:shade val="90000"/>
+                <a:lumMod val="103000"/>
+              </a:schemeClr>
+            </a:gs>
+            <a:gs pos="100000">
+              <a:schemeClr val="phClr">
+                <a:shade val="63000"/>
+                <a:satMod val="120000"/>
+              </a:schemeClr>
+            </a:gs>
+          </a:gsLst>
+          <a:lin ang="5400000" scaled="0"/>
+        </a:gradFill>
+      </a:bgFillStyleLst>
+    </a:fmtScheme>
+  </a:themeElements>
+  <a:objectDefaults>
+    <a:lnDef>
+      <a:spPr/>
+      <a:bodyPr/>
+      <a:lstStyle/>
+      <a:style>
+        <a:lnRef idx="2">
+          <a:schemeClr val="accent1"/>
+        </a:lnRef>
+        <a:fillRef idx="0">
+          <a:schemeClr val="accent1"/>
+        </a:fillRef>
+        <a:effectRef idx="1">
+          <a:schemeClr val="accent1"/>
+        </a:effectRef>
+        <a:fontRef idx="minor">
+          <a:schemeClr val="tx1"/>
+        </a:fontRef>
+      </a:style>
+    </a:lnDef>
+  </a:objectDefaults>
+  <a:extraClrSchemeLst/>
+  <a:extLst>
+    <a:ext uri="{05A4C25C-085E-4340-85A3-A5531E510DB2}">
+      <thm15:themeFamily xmlns:thm15="http://schemas.microsoft.com/office/thememl/2012/main" name="Office Theme" id="{2E142A2C-CD16-42D6-873A-C26D2A0506FA}" vid="{1BDDFF52-6CD6-40A5-AB3C-68EB2F1E4D0A}"/>
+    </a:ext>
+  </a:extLst>
+</a:theme>
 </file>